--- a/docs/VC_Pipeline_Intelligence_Components_Map.docx
+++ b/docs/VC_Pipeline_Intelligence_Components_Map.docx
@@ -188,7 +188,7 @@
             <w:pPr>
               <w:spacing w:after="30"/>
             </w:pPr>
-            <w:hyperlink w:history="1" r:id="rIdzjprpsmlgb1lcnenfalf3">
+            <w:hyperlink w:history="1" r:id="rIdkwd9t3fkxukqt_fddhwwd">
               <w:r>
                 <w:rPr>
                   <w:rStyle w:val="Hyperlink"/>
@@ -323,7 +323,7 @@
             <w:pPr>
               <w:spacing w:after="30"/>
             </w:pPr>
-            <w:hyperlink w:history="1" r:id="rId5ctqv8fr7qmob5ccevnlc">
+            <w:hyperlink w:history="1" r:id="rIdspl_sqykng0wjzwqxqs3w">
               <w:r>
                 <w:rPr>
                   <w:rStyle w:val="Hyperlink"/>
@@ -4346,7 +4346,7 @@
           <w:sz w:val="21"/>
           <w:szCs w:val="21"/>
         </w:rPr>
-        <w:t xml:space="preserve">Latest run: 11 Oct 2026, 19:49 IST (manual, on Vercel). 50 VCs checked, 274 validated signals from the last 30 days, completed in 3 min 27 s. Vikram's columns: untouched (fingerprints match).</w:t>
+        <w:t xml:space="preserve">Latest run: 11 Oct 2026, 20:16 IST (manual). 50 VCs checked, 278 validated signals from the last 30 days, completed in 3 min 24 s. Vikram's columns: untouched (fingerprints match).</w:t>
       </w:r>
     </w:p>
     <w:tbl>
@@ -4499,7 +4499,7 @@
                 <w:sz w:val="19"/>
                 <w:szCs w:val="19"/>
               </w:rPr>
-              <w:t xml:space="preserve">21</w:t>
+              <w:t xml:space="preserve">22</w:t>
             </w:r>
           </w:p>
         </w:tc>
@@ -4829,7 +4829,7 @@
                 <w:sz w:val="19"/>
                 <w:szCs w:val="19"/>
               </w:rPr>
-              <w:t xml:space="preserve">2</w:t>
+              <w:t xml:space="preserve">1</w:t>
             </w:r>
           </w:p>
         </w:tc>
@@ -5040,7 +5040,7 @@
                 <w:sz w:val="19"/>
                 <w:szCs w:val="19"/>
               </w:rPr>
-              <w:t xml:space="preserve">Steve Sarracino, Activant Capital</w:t>
+              <w:t xml:space="preserve">Santosh Sankar, Dynamo Ventures</w:t>
             </w:r>
           </w:p>
         </w:tc>
@@ -5072,7 +5072,7 @@
                 <w:sz w:val="19"/>
                 <w:szCs w:val="19"/>
               </w:rPr>
-              <w:t xml:space="preserve">61</w:t>
+              <w:t xml:space="preserve">78</w:t>
             </w:r>
           </w:p>
         </w:tc>
@@ -5104,7 +5104,7 @@
                 <w:sz w:val="19"/>
                 <w:szCs w:val="19"/>
               </w:rPr>
-              <w:t xml:space="preserve">Nudge now</w:t>
+              <w:t xml:space="preserve">Reach out now</w:t>
             </w:r>
           </w:p>
         </w:tc>
@@ -5136,7 +5136,7 @@
                 <w:sz w:val="19"/>
                 <w:szCs w:val="19"/>
               </w:rPr>
-              <w:t xml:space="preserve">10-01: Settle secures a $240M credit facility. 10-06: Activant blog on legal AI and C.H.BECK's stake in Noxtua. [firm]</w:t>
+              <w:t xml:space="preserve">28 Sep and 21 Sep: Dynamo's weekly newsletter on supply chain and logistics ecosystem news and venture deals.</w:t>
             </w:r>
           </w:p>
         </w:tc>
@@ -5170,7 +5170,7 @@
                 <w:sz w:val="19"/>
                 <w:szCs w:val="19"/>
               </w:rPr>
-              <w:t xml:space="preserve">Shailendra Singh, Peak XV Partners</w:t>
+              <w:t xml:space="preserve">Mukul Arora, Elevation Capital</w:t>
             </w:r>
           </w:p>
         </w:tc>
@@ -5202,7 +5202,7 @@
                 <w:sz w:val="19"/>
                 <w:szCs w:val="19"/>
               </w:rPr>
-              <w:t xml:space="preserve">54</w:t>
+              <w:t xml:space="preserve">58</w:t>
             </w:r>
           </w:p>
         </w:tc>
@@ -5266,7 +5266,7 @@
                 <w:sz w:val="19"/>
                 <w:szCs w:val="19"/>
               </w:rPr>
-              <w:t xml:space="preserve">10-11: Peak XV-backed supply chain platform Zetwerk set to IPO on 15 Oct. 10-08: Plum raised Rs 193 crore led by Peak XV. [firm]</w:t>
+              <w:t xml:space="preserve">28 Sep: led Dextr AI's $6.7M seed. 22 Sep: blog on Indian AI agents paired with on-ground fulfilment.</w:t>
             </w:r>
           </w:p>
         </w:tc>
@@ -5300,7 +5300,7 @@
                 <w:sz w:val="19"/>
                 <w:szCs w:val="19"/>
               </w:rPr>
-              <w:t xml:space="preserve">Mukul Arora, Elevation Capital</w:t>
+              <w:t xml:space="preserve">Shailendra Singh, Peak XV Partners</w:t>
             </w:r>
           </w:p>
         </w:tc>
@@ -5332,7 +5332,7 @@
                 <w:sz w:val="19"/>
                 <w:szCs w:val="19"/>
               </w:rPr>
-              <w:t xml:space="preserve">53</w:t>
+              <w:t xml:space="preserve">55</w:t>
             </w:r>
           </w:p>
         </w:tc>
@@ -5396,7 +5396,7 @@
                 <w:sz w:val="19"/>
                 <w:szCs w:val="19"/>
               </w:rPr>
-              <w:t xml:space="preserve">10-07: Elevation blog on the AI recruitment market. 09-28: led Dextr AI's $6.7M seed. [firm]</w:t>
+              <w:t xml:space="preserve">11 Oct: Peak XV-backed B2B manufacturing and supply chain platform Zetwerk launches its IPO on 15 Oct.</w:t>
             </w:r>
           </w:p>
         </w:tc>
@@ -5430,7 +5430,7 @@
                 <w:sz w:val="19"/>
                 <w:szCs w:val="19"/>
               </w:rPr>
-              <w:t xml:space="preserve">Rachel Holt, Construct Capital</w:t>
+              <w:t xml:space="preserve">Joe Lonsdale, 8VC</w:t>
             </w:r>
           </w:p>
         </w:tc>
@@ -5462,7 +5462,7 @@
                 <w:sz w:val="19"/>
                 <w:szCs w:val="19"/>
               </w:rPr>
-              <w:t xml:space="preserve">45</w:t>
+              <w:t xml:space="preserve">52</w:t>
             </w:r>
           </w:p>
         </w:tc>
@@ -5494,7 +5494,7 @@
                 <w:sz w:val="19"/>
                 <w:szCs w:val="19"/>
               </w:rPr>
-              <w:t xml:space="preserve">Reach out now</w:t>
+              <w:t xml:space="preserve">Nudge now</w:t>
             </w:r>
           </w:p>
         </w:tc>
@@ -5526,7 +5526,7 @@
                 <w:sz w:val="19"/>
                 <w:szCs w:val="19"/>
               </w:rPr>
-              <w:t xml:space="preserve">10-08: Polygrade emerges with $6.3M. 09-17: BackOps raises $42M Series B for AI supply chain automation. [firm]</w:t>
+              <w:t xml:space="preserve">9 Oct: Gallatin AI raised a $50M Series A for its military logistics platform.</w:t>
             </w:r>
           </w:p>
         </w:tc>
@@ -5560,7 +5560,7 @@
                 <w:sz w:val="19"/>
                 <w:szCs w:val="19"/>
               </w:rPr>
-              <w:t xml:space="preserve">Joe Lonsdale, 8VC</w:t>
+              <w:t xml:space="preserve">Kunal Bahl, Titan Capital</w:t>
             </w:r>
           </w:p>
         </w:tc>
@@ -5592,7 +5592,7 @@
                 <w:sz w:val="19"/>
                 <w:szCs w:val="19"/>
               </w:rPr>
-              <w:t xml:space="preserve">44</w:t>
+              <w:t xml:space="preserve">40</w:t>
             </w:r>
           </w:p>
         </w:tc>
@@ -5656,7 +5656,7 @@
                 <w:sz w:val="19"/>
                 <w:szCs w:val="19"/>
               </w:rPr>
-              <w:t xml:space="preserve">10-09: Gallatin AI raised $50M Series A for its military logistics platform. [firm]</w:t>
+              <w:t xml:space="preserve">30 Sep: portfolio company Blitz (quick-commerce fulfilment) raises at a higher valuation.</w:t>
             </w:r>
           </w:p>
         </w:tc>
@@ -5690,7 +5690,7 @@
                 <w:sz w:val="19"/>
                 <w:szCs w:val="19"/>
               </w:rPr>
-              <w:t xml:space="preserve">Kunal Bahl, Titan Capital</w:t>
+              <w:t xml:space="preserve">Anand Lunia, India Quotient</w:t>
             </w:r>
           </w:p>
         </w:tc>
@@ -5786,7 +5786,7 @@
                 <w:sz w:val="19"/>
                 <w:szCs w:val="19"/>
               </w:rPr>
-              <w:t xml:space="preserve">09-30: quick-commerce fulfilment startup Blitz starts pre-Series B. 10-09: Kunal Bahl interview on setbacks.</w:t>
+              <w:t xml:space="preserve">30 Sep: portfolio company Blitz (quick-commerce fulfilment) kicks off its pre-Series B.</w:t>
             </w:r>
           </w:p>
         </w:tc>
@@ -5820,7 +5820,7 @@
                 <w:sz w:val="19"/>
                 <w:szCs w:val="19"/>
               </w:rPr>
-              <w:t xml:space="preserve">Anand Lunia, India Quotient</w:t>
+              <w:t xml:space="preserve">Shripati Acharya, Prime Venture Partners</w:t>
             </w:r>
           </w:p>
         </w:tc>
@@ -5852,7 +5852,7 @@
                 <w:sz w:val="19"/>
                 <w:szCs w:val="19"/>
               </w:rPr>
-              <w:t xml:space="preserve">39</w:t>
+              <w:t xml:space="preserve">35</w:t>
             </w:r>
           </w:p>
         </w:tc>
@@ -5916,7 +5916,7 @@
                 <w:sz w:val="19"/>
                 <w:szCs w:val="19"/>
               </w:rPr>
-              <w:t xml:space="preserve">09-30: portfolio company Blitz (quick-commerce fulfilment) kicks off pre-Series B. [firm]</w:t>
+              <w:t xml:space="preserve">8 Oct: led Desible.ai's Rs 32 crore seed round (B2B AI for BFSI).</w:t>
             </w:r>
           </w:p>
         </w:tc>
@@ -5950,7 +5950,7 @@
                 <w:sz w:val="19"/>
                 <w:szCs w:val="19"/>
               </w:rPr>
-              <w:t xml:space="preserve">Pranav Pai, 3one4 Capital</w:t>
+              <w:t xml:space="preserve">Steve Sarracino, Activant Capital</w:t>
             </w:r>
           </w:p>
         </w:tc>
@@ -5982,7 +5982,7 @@
                 <w:sz w:val="19"/>
                 <w:szCs w:val="19"/>
               </w:rPr>
-              <w:t xml:space="preserve">35</w:t>
+              <w:t xml:space="preserve">33</w:t>
             </w:r>
           </w:p>
         </w:tc>
@@ -6014,7 +6014,7 @@
                 <w:sz w:val="19"/>
                 <w:szCs w:val="19"/>
               </w:rPr>
-              <w:t xml:space="preserve">Reach out now</w:t>
+              <w:t xml:space="preserve">Nudge now</w:t>
             </w:r>
           </w:p>
         </w:tc>
@@ -6046,137 +6046,7 @@
                 <w:sz w:val="19"/>
                 <w:szCs w:val="19"/>
               </w:rPr>
-              <w:t xml:space="preserve">09-28: exited EV mobility startup Yulu in its $93M Series C. 10-03: co-led Gravity's $15M round. [firm]</w:t>
-            </w:r>
-          </w:p>
-        </w:tc>
-      </w:tr>
-      <w:tr>
-        <w:tc>
-          <w:tcPr>
-            <w:tcW w:type="dxa" w:w="2382"/>
-            <w:tcBorders>
-              <w:top w:val="single" w:color="C9D1DE" w:sz="4"/>
-              <w:left w:val="single" w:color="C9D1DE" w:sz="4"/>
-              <w:bottom w:val="single" w:color="C9D1DE" w:sz="4"/>
-              <w:right w:val="single" w:color="C9D1DE" w:sz="4"/>
-            </w:tcBorders>
-            <w:tcMar>
-              <w:top w:type="dxa" w:w="70"/>
-              <w:left w:type="dxa" w:w="100"/>
-              <w:bottom w:type="dxa" w:w="70"/>
-              <w:right w:type="dxa" w:w="100"/>
-            </w:tcMar>
-          </w:tcPr>
-          <w:p>
-            <w:pPr>
-              <w:spacing w:after="30"/>
-            </w:pPr>
-            <w:r>
-              <w:rPr>
-                <w:rFonts w:ascii="Calibri" w:cs="Calibri" w:eastAsia="Calibri" w:hAnsi="Calibri"/>
-                <w:b w:val="false"/>
-                <w:bCs w:val="false"/>
-                <w:sz w:val="19"/>
-                <w:szCs w:val="19"/>
-              </w:rPr>
-              <w:t xml:space="preserve">Shripati Acharya, Prime Venture Partners</w:t>
-            </w:r>
-          </w:p>
-        </w:tc>
-        <w:tc>
-          <w:tcPr>
-            <w:tcW w:type="dxa" w:w="758"/>
-            <w:tcBorders>
-              <w:top w:val="single" w:color="C9D1DE" w:sz="4"/>
-              <w:left w:val="single" w:color="C9D1DE" w:sz="4"/>
-              <w:bottom w:val="single" w:color="C9D1DE" w:sz="4"/>
-              <w:right w:val="single" w:color="C9D1DE" w:sz="4"/>
-            </w:tcBorders>
-            <w:tcMar>
-              <w:top w:type="dxa" w:w="70"/>
-              <w:left w:type="dxa" w:w="100"/>
-              <w:bottom w:type="dxa" w:w="70"/>
-              <w:right w:type="dxa" w:w="100"/>
-            </w:tcMar>
-          </w:tcPr>
-          <w:p>
-            <w:pPr>
-              <w:spacing w:after="30"/>
-            </w:pPr>
-            <w:r>
-              <w:rPr>
-                <w:rFonts w:ascii="Calibri" w:cs="Calibri" w:eastAsia="Calibri" w:hAnsi="Calibri"/>
-                <w:b w:val="false"/>
-                <w:bCs w:val="false"/>
-                <w:sz w:val="19"/>
-                <w:szCs w:val="19"/>
-              </w:rPr>
-              <w:t xml:space="preserve">35</w:t>
-            </w:r>
-          </w:p>
-        </w:tc>
-        <w:tc>
-          <w:tcPr>
-            <w:tcW w:type="dxa" w:w="1949"/>
-            <w:tcBorders>
-              <w:top w:val="single" w:color="C9D1DE" w:sz="4"/>
-              <w:left w:val="single" w:color="C9D1DE" w:sz="4"/>
-              <w:bottom w:val="single" w:color="C9D1DE" w:sz="4"/>
-              <w:right w:val="single" w:color="C9D1DE" w:sz="4"/>
-            </w:tcBorders>
-            <w:tcMar>
-              <w:top w:type="dxa" w:w="70"/>
-              <w:left w:type="dxa" w:w="100"/>
-              <w:bottom w:type="dxa" w:w="70"/>
-              <w:right w:type="dxa" w:w="100"/>
-            </w:tcMar>
-          </w:tcPr>
-          <w:p>
-            <w:pPr>
-              <w:spacing w:after="30"/>
-            </w:pPr>
-            <w:r>
-              <w:rPr>
-                <w:rFonts w:ascii="Calibri" w:cs="Calibri" w:eastAsia="Calibri" w:hAnsi="Calibri"/>
-                <w:b w:val="false"/>
-                <w:bCs w:val="false"/>
-                <w:sz w:val="19"/>
-                <w:szCs w:val="19"/>
-              </w:rPr>
-              <w:t xml:space="preserve">Nudge now</w:t>
-            </w:r>
-          </w:p>
-        </w:tc>
-        <w:tc>
-          <w:tcPr>
-            <w:tcW w:type="dxa" w:w="4657"/>
-            <w:tcBorders>
-              <w:top w:val="single" w:color="C9D1DE" w:sz="4"/>
-              <w:left w:val="single" w:color="C9D1DE" w:sz="4"/>
-              <w:bottom w:val="single" w:color="C9D1DE" w:sz="4"/>
-              <w:right w:val="single" w:color="C9D1DE" w:sz="4"/>
-            </w:tcBorders>
-            <w:tcMar>
-              <w:top w:type="dxa" w:w="70"/>
-              <w:left w:type="dxa" w:w="100"/>
-              <w:bottom w:type="dxa" w:w="70"/>
-              <w:right w:type="dxa" w:w="100"/>
-            </w:tcMar>
-          </w:tcPr>
-          <w:p>
-            <w:pPr>
-              <w:spacing w:after="30"/>
-            </w:pPr>
-            <w:r>
-              <w:rPr>
-                <w:rFonts w:ascii="Calibri" w:cs="Calibri" w:eastAsia="Calibri" w:hAnsi="Calibri"/>
-                <w:b w:val="false"/>
-                <w:bCs w:val="false"/>
-                <w:sz w:val="19"/>
-                <w:szCs w:val="19"/>
-              </w:rPr>
-              <w:t xml:space="preserve">10-08: led Desible.ai's Rs 32 crore round (BFSI AI software). [firm]</w:t>
+              <w:t xml:space="preserve">1 Oct: portfolio company Settle (B2B payments and inventory) secures a $240M credit facility.</w:t>
             </w:r>
           </w:p>
         </w:tc>
@@ -6196,7 +6066,266 @@
           <w:sz w:val="30"/>
           <w:szCs w:val="30"/>
         </w:rPr>
-        <w:t xml:space="preserve">7. Assumptions and limitations</w:t>
+        <w:t xml:space="preserve">7. The dashboard</w:t>
+      </w:r>
+    </w:p>
+    <w:p>
+      <w:pPr>
+        <w:spacing w:after="120" w:before="0"/>
+      </w:pPr>
+      <w:r>
+        <w:rPr>
+          <w:rFonts w:ascii="Calibri" w:cs="Calibri" w:eastAsia="Calibri" w:hAnsi="Calibri"/>
+          <w:sz w:val="21"/>
+          <w:szCs w:val="21"/>
+        </w:rPr>
+        <w:t xml:space="preserve">Vikram opens one page on Monday and Thursday morning. It is built to be scanned in under a minute:</w:t>
+      </w:r>
+    </w:p>
+    <w:p>
+      <w:pPr>
+        <w:pStyle w:val="ListParagraph"/>
+        <w:numPr>
+          <w:ilvl w:val="0"/>
+          <w:numId w:val="2"/>
+        </w:numPr>
+        <w:spacing w:after="60" w:before="0"/>
+      </w:pPr>
+      <w:r>
+        <w:rPr>
+          <w:rFonts w:ascii="Calibri" w:cs="Calibri" w:eastAsia="Calibri" w:hAnsi="Calibri"/>
+          <w:b/>
+          <w:bCs/>
+          <w:sz w:val="21"/>
+          <w:szCs w:val="21"/>
+        </w:rPr>
+        <w:t xml:space="preserve">Weekly brief: </w:t>
+      </w:r>
+      <w:r>
+        <w:rPr>
+          <w:rFonts w:ascii="Calibri" w:cs="Calibri" w:eastAsia="Calibri" w:hAnsi="Calibri"/>
+          <w:sz w:val="21"/>
+          <w:szCs w:val="21"/>
+        </w:rPr>
+        <w:t xml:space="preserve">one sentence with the plan ("Reach out to 1 and nudge 7. 22 are quiet"), a bar showing all 50 VCs by action, last and next run times, and the notes-untouched check.</w:t>
+      </w:r>
+    </w:p>
+    <w:p>
+      <w:pPr>
+        <w:pStyle w:val="ListParagraph"/>
+        <w:numPr>
+          <w:ilvl w:val="0"/>
+          <w:numId w:val="2"/>
+        </w:numPr>
+        <w:spacing w:after="60" w:before="0"/>
+      </w:pPr>
+      <w:r>
+        <w:rPr>
+          <w:rFonts w:ascii="Calibri" w:cs="Calibri" w:eastAsia="Calibri" w:hAnsi="Calibri"/>
+          <w:b/>
+          <w:bCs/>
+          <w:sz w:val="21"/>
+          <w:szCs w:val="21"/>
+        </w:rPr>
+        <w:t xml:space="preserve">Priority queue: </w:t>
+      </w:r>
+      <w:r>
+        <w:rPr>
+          <w:rFonts w:ascii="Calibri" w:cs="Calibri" w:eastAsia="Calibri" w:hAnsi="Calibri"/>
+          <w:sz w:val="21"/>
+          <w:szCs w:val="21"/>
+        </w:rPr>
+        <w:t xml:space="preserve">only the VCs worth contacting, ranked by score. Each card shows the evidence (date, type, relevance, link), a 30-day signal strip, the score against the outreach line, and his own note.</w:t>
+      </w:r>
+    </w:p>
+    <w:p>
+      <w:pPr>
+        <w:pStyle w:val="ListParagraph"/>
+        <w:numPr>
+          <w:ilvl w:val="0"/>
+          <w:numId w:val="2"/>
+        </w:numPr>
+        <w:spacing w:after="60" w:before="0"/>
+      </w:pPr>
+      <w:r>
+        <w:rPr>
+          <w:rFonts w:ascii="Calibri" w:cs="Calibri" w:eastAsia="Calibri" w:hAnsi="Calibri"/>
+          <w:b/>
+          <w:bCs/>
+          <w:sz w:val="21"/>
+          <w:szCs w:val="21"/>
+        </w:rPr>
+        <w:t xml:space="preserve">Email drafts: </w:t>
+      </w:r>
+      <w:r>
+        <w:rPr>
+          <w:rFonts w:ascii="Calibri" w:cs="Calibri" w:eastAsia="Calibri" w:hAnsi="Calibri"/>
+          <w:sz w:val="21"/>
+          <w:szCs w:val="21"/>
+        </w:rPr>
+        <w:t xml:space="preserve">open in a side panel, editable, with Open in Gmail and Copy. The draft opens with the specific signal.</w:t>
+      </w:r>
+    </w:p>
+    <w:p>
+      <w:pPr>
+        <w:pStyle w:val="ListParagraph"/>
+        <w:numPr>
+          <w:ilvl w:val="0"/>
+          <w:numId w:val="2"/>
+        </w:numPr>
+        <w:spacing w:after="60" w:before="0"/>
+      </w:pPr>
+      <w:r>
+        <w:rPr>
+          <w:rFonts w:ascii="Calibri" w:cs="Calibri" w:eastAsia="Calibri" w:hAnsi="Calibri"/>
+          <w:b/>
+          <w:bCs/>
+          <w:sz w:val="21"/>
+          <w:szCs w:val="21"/>
+        </w:rPr>
+        <w:t xml:space="preserve">Run proof: </w:t>
+      </w:r>
+      <w:r>
+        <w:rPr>
+          <w:rFonts w:ascii="Calibri" w:cs="Calibri" w:eastAsia="Calibri" w:hAnsi="Calibri"/>
+          <w:sz w:val="21"/>
+          <w:szCs w:val="21"/>
+        </w:rPr>
+        <w:t xml:space="preserve">which columns a run writes and which it never writes, plus a history of recent runs with a notes-safe check on each.</w:t>
+      </w:r>
+    </w:p>
+    <w:p>
+      <w:pPr>
+        <w:pStyle w:val="ListParagraph"/>
+        <w:numPr>
+          <w:ilvl w:val="0"/>
+          <w:numId w:val="2"/>
+        </w:numPr>
+        <w:spacing w:after="60" w:before="0"/>
+      </w:pPr>
+      <w:r>
+        <w:rPr>
+          <w:rFonts w:ascii="Calibri" w:cs="Calibri" w:eastAsia="Calibri" w:hAnsi="Calibri"/>
+          <w:b/>
+          <w:bCs/>
+          <w:sz w:val="21"/>
+          <w:szCs w:val="21"/>
+        </w:rPr>
+        <w:t xml:space="preserve">Full pipeline: </w:t>
+      </w:r>
+      <w:r>
+        <w:rPr>
+          <w:rFonts w:ascii="Calibri" w:cs="Calibri" w:eastAsia="Calibri" w:hAnsi="Calibri"/>
+          <w:sz w:val="21"/>
+          <w:szCs w:val="21"/>
+        </w:rPr>
+        <w:t xml:space="preserve">all 50 VCs with filters and search. Clicking a VC opens the details panel where Vikram edits status, last contact, email, contact history and notes. Signal columns are shown locked.</w:t>
+      </w:r>
+    </w:p>
+    <w:p>
+      <w:pPr>
+        <w:pStyle w:val="ListParagraph"/>
+        <w:numPr>
+          <w:ilvl w:val="0"/>
+          <w:numId w:val="2"/>
+        </w:numPr>
+        <w:spacing w:after="60" w:before="0"/>
+      </w:pPr>
+      <w:r>
+        <w:rPr>
+          <w:rFonts w:ascii="Calibri" w:cs="Calibri" w:eastAsia="Calibri" w:hAnsi="Calibri"/>
+          <w:b/>
+          <w:bCs/>
+          <w:sz w:val="21"/>
+          <w:szCs w:val="21"/>
+        </w:rPr>
+        <w:t xml:space="preserve">Run now: </w:t>
+      </w:r>
+      <w:r>
+        <w:rPr>
+          <w:rFonts w:ascii="Calibri" w:cs="Calibri" w:eastAsia="Calibri" w:hAnsi="Calibri"/>
+          <w:sz w:val="21"/>
+          <w:szCs w:val="21"/>
+        </w:rPr>
+        <w:t xml:space="preserve">starts a full refresh with a live progress bar. Light and dark themes, and it works on a phone.</w:t>
+      </w:r>
+    </w:p>
+    <w:p>
+      <w:pPr>
+        <w:spacing w:before="120"/>
+        <w:jc w:val="center"/>
+      </w:pPr>
+      <w:r>
+        <w:drawing>
+          <wp:inline distT="0" distB="0" distL="0" distR="0">
+            <wp:extent cx="6191250" cy="6448425"/>
+            <wp:effectExtent t="0" r="0" b="0" l="0"/>
+            <wp:docPr id="2" name="" descr="" title=""/>
+            <wp:cNvGraphicFramePr>
+              <a:graphicFrameLocks xmlns:a="http://schemas.openxmlformats.org/drawingml/2006/main" noChangeAspect="1"/>
+            </wp:cNvGraphicFramePr>
+            <a:graphic xmlns:a="http://schemas.openxmlformats.org/drawingml/2006/main">
+              <a:graphicData uri="http://schemas.openxmlformats.org/drawingml/2006/picture">
+                <pic:pic xmlns:pic="http://schemas.openxmlformats.org/drawingml/2006/picture">
+                  <pic:nvPicPr>
+                    <pic:cNvPr id="0" name="" descr=""/>
+                    <pic:cNvPicPr>
+                      <a:picLocks noChangeAspect="1" noChangeArrowheads="1"/>
+                    </pic:cNvPicPr>
+                  </pic:nvPicPr>
+                  <pic:blipFill>
+                    <a:blip r:embed="rId13" cstate="none"/>
+                    <a:srcRect/>
+                    <a:stretch>
+                      <a:fillRect/>
+                    </a:stretch>
+                  </pic:blipFill>
+                  <pic:spPr bwMode="auto">
+                    <a:xfrm>
+                      <a:off x="0" y="0"/>
+                      <a:ext cx="6191250" cy="6448425"/>
+                    </a:xfrm>
+                    <a:prstGeom prst="rect">
+                      <a:avLst/>
+                    </a:prstGeom>
+                  </pic:spPr>
+                </pic:pic>
+              </a:graphicData>
+            </a:graphic>
+          </wp:inline>
+        </w:drawing>
+      </w:r>
+    </w:p>
+    <w:p>
+      <w:pPr>
+        <w:spacing w:after="120" w:before="60"/>
+        <w:jc w:val="center"/>
+      </w:pPr>
+      <w:r>
+        <w:rPr>
+          <w:rFonts w:ascii="Calibri" w:cs="Calibri" w:eastAsia="Calibri" w:hAnsi="Calibri"/>
+          <w:color w:val="5A6478"/>
+          <w:sz w:val="18"/>
+          <w:szCs w:val="18"/>
+        </w:rPr>
+        <w:t xml:space="preserve">Live dashboard after the final run (light theme, desktop width).</w:t>
+      </w:r>
+    </w:p>
+    <w:p>
+      <w:pPr>
+        <w:pStyle w:val="Heading1"/>
+        <w:spacing w:after="120" w:before="280"/>
+      </w:pPr>
+      <w:r>
+        <w:rPr>
+          <w:rFonts w:ascii="Calibri" w:cs="Calibri" w:eastAsia="Calibri" w:hAnsi="Calibri"/>
+          <w:b/>
+          <w:bCs/>
+          <w:color w:val="13294B"/>
+          <w:sz w:val="30"/>
+          <w:szCs w:val="30"/>
+        </w:rPr>
+        <w:t xml:space="preserve">8. Assumptions and limitations</w:t>
       </w:r>
     </w:p>
     <w:p>
@@ -6215,6 +6344,24 @@
           <w:szCs w:val="21"/>
         </w:rPr>
         <w:t xml:space="preserve">Thresholds (score 30 for outreach, 10 days before a nudge) are starting assumptions in one file, src/scoring.js, and can be tuned with Vikram.</w:t>
+      </w:r>
+    </w:p>
+    <w:p>
+      <w:pPr>
+        <w:pStyle w:val="ListParagraph"/>
+        <w:numPr>
+          <w:ilvl w:val="0"/>
+          <w:numId w:val="2"/>
+        </w:numPr>
+        <w:spacing w:after="60" w:before="0"/>
+      </w:pPr>
+      <w:r>
+        <w:rPr>
+          <w:rFonts w:ascii="Calibri" w:cs="Calibri" w:eastAsia="Calibri" w:hAnsi="Calibri"/>
+          <w:sz w:val="21"/>
+          <w:szCs w:val="21"/>
+        </w:rPr>
+        <w:t xml:space="preserve">Investor-database pages (Tracxn, Crunchbase and similar) are filtered out: they list old rounds, not something the VC did.</w:t>
       </w:r>
     </w:p>
     <w:p>

--- a/docs/VC_Pipeline_Intelligence_Components_Map.docx
+++ b/docs/VC_Pipeline_Intelligence_Components_Map.docx
@@ -188,7 +188,7 @@
             <w:pPr>
               <w:spacing w:after="30"/>
             </w:pPr>
-            <w:hyperlink w:history="1" r:id="rIdkwd9t3fkxukqt_fddhwwd">
+            <w:hyperlink w:history="1" r:id="rIdsmuuccfosoynvudcqbzju">
               <w:r>
                 <w:rPr>
                   <w:rStyle w:val="Hyperlink"/>
@@ -265,7 +265,7 @@
                 <w:sz w:val="19"/>
                 <w:szCs w:val="19"/>
               </w:rPr>
-              <w:t xml:space="preserve">https://vc-pipeline-intel.vercel.app/?key=mIdok6nVPCoI</w:t>
+              <w:t xml:space="preserve">Key-protected. The access key is shared separately with the examiners.</w:t>
             </w:r>
           </w:p>
         </w:tc>
@@ -323,7 +323,7 @@
             <w:pPr>
               <w:spacing w:after="30"/>
             </w:pPr>
-            <w:hyperlink w:history="1" r:id="rIdspl_sqykng0wjzwqxqs3w">
+            <w:hyperlink w:history="1" r:id="rIdjlp5uef7r76pew3djj9uw">
               <w:r>
                 <w:rPr>
                   <w:rStyle w:val="Hyperlink"/>
@@ -2548,7 +2548,7 @@
                 <w:sz w:val="19"/>
                 <w:szCs w:val="19"/>
               </w:rPr>
-              <w:t xml:space="preserve">Vercel static page + /api/vcs</w:t>
+              <w:t xml:space="preserve">Vercel static page + /api/vcs, /api/actions</w:t>
             </w:r>
           </w:p>
         </w:tc>
@@ -2580,7 +2580,267 @@
                 <w:sz w:val="19"/>
                 <w:szCs w:val="19"/>
               </w:rPr>
-              <w:t xml:space="preserve">Reach out now, Nudge, In progress and Quiet lists with evidence links; email drafts to Gmail; inline editing of Vikram's own columns.</w:t>
+              <w:t xml:space="preserve">Reach out now, Nudge, In progress and Quiet lists with evidence links; what changed since the last run; email drafts to Gmail; mark as sent; 👍/👎 feedback; add, import and export VCs.</w:t>
+            </w:r>
+          </w:p>
+        </w:tc>
+      </w:tr>
+      <w:tr>
+        <w:tc>
+          <w:tcPr>
+            <w:tcW w:type="dxa" w:w="1204"/>
+            <w:tcBorders>
+              <w:top w:val="single" w:color="C9D1DE" w:sz="4"/>
+              <w:left w:val="single" w:color="C9D1DE" w:sz="4"/>
+              <w:bottom w:val="single" w:color="C9D1DE" w:sz="4"/>
+              <w:right w:val="single" w:color="C9D1DE" w:sz="4"/>
+            </w:tcBorders>
+            <w:tcMar>
+              <w:top w:type="dxa" w:w="70"/>
+              <w:left w:type="dxa" w:w="100"/>
+              <w:bottom w:type="dxa" w:w="70"/>
+              <w:right w:type="dxa" w:w="100"/>
+            </w:tcMar>
+          </w:tcPr>
+          <w:p>
+            <w:pPr>
+              <w:spacing w:after="30"/>
+            </w:pPr>
+            <w:r>
+              <w:rPr>
+                <w:rFonts w:ascii="Calibri" w:cs="Calibri" w:eastAsia="Calibri" w:hAnsi="Calibri"/>
+                <w:b w:val="false"/>
+                <w:bCs w:val="false"/>
+                <w:sz w:val="19"/>
+                <w:szCs w:val="19"/>
+              </w:rPr>
+              <w:t xml:space="preserve">Output</w:t>
+            </w:r>
+          </w:p>
+        </w:tc>
+        <w:tc>
+          <w:tcPr>
+            <w:tcW w:type="dxa" w:w="1642"/>
+            <w:tcBorders>
+              <w:top w:val="single" w:color="C9D1DE" w:sz="4"/>
+              <w:left w:val="single" w:color="C9D1DE" w:sz="4"/>
+              <w:bottom w:val="single" w:color="C9D1DE" w:sz="4"/>
+              <w:right w:val="single" w:color="C9D1DE" w:sz="4"/>
+            </w:tcBorders>
+            <w:tcMar>
+              <w:top w:type="dxa" w:w="70"/>
+              <w:left w:type="dxa" w:w="100"/>
+              <w:bottom w:type="dxa" w:w="70"/>
+              <w:right w:type="dxa" w:w="100"/>
+            </w:tcMar>
+          </w:tcPr>
+          <w:p>
+            <w:pPr>
+              <w:spacing w:after="30"/>
+            </w:pPr>
+            <w:r>
+              <w:rPr>
+                <w:rFonts w:ascii="Calibri" w:cs="Calibri" w:eastAsia="Calibri" w:hAnsi="Calibri"/>
+                <w:b w:val="false"/>
+                <w:bCs w:val="false"/>
+                <w:sz w:val="19"/>
+                <w:szCs w:val="19"/>
+              </w:rPr>
+              <w:t xml:space="preserve">Brief email</w:t>
+            </w:r>
+          </w:p>
+        </w:tc>
+        <w:tc>
+          <w:tcPr>
+            <w:tcW w:type="dxa" w:w="1861"/>
+            <w:tcBorders>
+              <w:top w:val="single" w:color="C9D1DE" w:sz="4"/>
+              <w:left w:val="single" w:color="C9D1DE" w:sz="4"/>
+              <w:bottom w:val="single" w:color="C9D1DE" w:sz="4"/>
+              <w:right w:val="single" w:color="C9D1DE" w:sz="4"/>
+            </w:tcBorders>
+            <w:tcMar>
+              <w:top w:type="dxa" w:w="70"/>
+              <w:left w:type="dxa" w:w="100"/>
+              <w:bottom w:type="dxa" w:w="70"/>
+              <w:right w:type="dxa" w:w="100"/>
+            </w:tcMar>
+          </w:tcPr>
+          <w:p>
+            <w:pPr>
+              <w:spacing w:after="30"/>
+            </w:pPr>
+            <w:r>
+              <w:rPr>
+                <w:rFonts w:ascii="Calibri" w:cs="Calibri" w:eastAsia="Calibri" w:hAnsi="Calibri"/>
+                <w:b w:val="false"/>
+                <w:bCs w:val="false"/>
+                <w:sz w:val="19"/>
+                <w:szCs w:val="19"/>
+              </w:rPr>
+              <w:t xml:space="preserve">Apps Script → Gmail</w:t>
+            </w:r>
+          </w:p>
+        </w:tc>
+        <w:tc>
+          <w:tcPr>
+            <w:tcW w:type="dxa" w:w="5039"/>
+            <w:tcBorders>
+              <w:top w:val="single" w:color="C9D1DE" w:sz="4"/>
+              <w:left w:val="single" w:color="C9D1DE" w:sz="4"/>
+              <w:bottom w:val="single" w:color="C9D1DE" w:sz="4"/>
+              <w:right w:val="single" w:color="C9D1DE" w:sz="4"/>
+            </w:tcBorders>
+            <w:tcMar>
+              <w:top w:type="dxa" w:w="70"/>
+              <w:left w:type="dxa" w:w="100"/>
+              <w:bottom w:type="dxa" w:w="70"/>
+              <w:right w:type="dxa" w:w="100"/>
+            </w:tcMar>
+          </w:tcPr>
+          <w:p>
+            <w:pPr>
+              <w:spacing w:after="30"/>
+            </w:pPr>
+            <w:r>
+              <w:rPr>
+                <w:rFonts w:ascii="Calibri" w:cs="Calibri" w:eastAsia="Calibri" w:hAnsi="Calibri"/>
+                <w:b w:val="false"/>
+                <w:bCs w:val="false"/>
+                <w:sz w:val="19"/>
+                <w:szCs w:val="19"/>
+              </w:rPr>
+              <w:t xml:space="preserve">After each scheduled run, emails Vikram who to reach out to, who to nudge and who is quiet.</w:t>
+            </w:r>
+          </w:p>
+        </w:tc>
+      </w:tr>
+      <w:tr>
+        <w:tc>
+          <w:tcPr>
+            <w:tcW w:type="dxa" w:w="1204"/>
+            <w:tcBorders>
+              <w:top w:val="single" w:color="C9D1DE" w:sz="4"/>
+              <w:left w:val="single" w:color="C9D1DE" w:sz="4"/>
+              <w:bottom w:val="single" w:color="C9D1DE" w:sz="4"/>
+              <w:right w:val="single" w:color="C9D1DE" w:sz="4"/>
+            </w:tcBorders>
+            <w:tcMar>
+              <w:top w:type="dxa" w:w="70"/>
+              <w:left w:type="dxa" w:w="100"/>
+              <w:bottom w:type="dxa" w:w="70"/>
+              <w:right w:type="dxa" w:w="100"/>
+            </w:tcMar>
+          </w:tcPr>
+          <w:p>
+            <w:pPr>
+              <w:spacing w:after="30"/>
+            </w:pPr>
+            <w:r>
+              <w:rPr>
+                <w:rFonts w:ascii="Calibri" w:cs="Calibri" w:eastAsia="Calibri" w:hAnsi="Calibri"/>
+                <w:b w:val="false"/>
+                <w:bCs w:val="false"/>
+                <w:sz w:val="19"/>
+                <w:szCs w:val="19"/>
+              </w:rPr>
+              <w:t xml:space="preserve">Context</w:t>
+            </w:r>
+          </w:p>
+        </w:tc>
+        <w:tc>
+          <w:tcPr>
+            <w:tcW w:type="dxa" w:w="1642"/>
+            <w:tcBorders>
+              <w:top w:val="single" w:color="C9D1DE" w:sz="4"/>
+              <w:left w:val="single" w:color="C9D1DE" w:sz="4"/>
+              <w:bottom w:val="single" w:color="C9D1DE" w:sz="4"/>
+              <w:right w:val="single" w:color="C9D1DE" w:sz="4"/>
+            </w:tcBorders>
+            <w:tcMar>
+              <w:top w:type="dxa" w:w="70"/>
+              <w:left w:type="dxa" w:w="100"/>
+              <w:bottom w:type="dxa" w:w="70"/>
+              <w:right w:type="dxa" w:w="100"/>
+            </w:tcMar>
+          </w:tcPr>
+          <w:p>
+            <w:pPr>
+              <w:spacing w:after="30"/>
+            </w:pPr>
+            <w:r>
+              <w:rPr>
+                <w:rFonts w:ascii="Calibri" w:cs="Calibri" w:eastAsia="Calibri" w:hAnsi="Calibri"/>
+                <w:b w:val="false"/>
+                <w:bCs w:val="false"/>
+                <w:sz w:val="19"/>
+                <w:szCs w:val="19"/>
+              </w:rPr>
+              <w:t xml:space="preserve">Feedback</w:t>
+            </w:r>
+          </w:p>
+        </w:tc>
+        <w:tc>
+          <w:tcPr>
+            <w:tcW w:type="dxa" w:w="1861"/>
+            <w:tcBorders>
+              <w:top w:val="single" w:color="C9D1DE" w:sz="4"/>
+              <w:left w:val="single" w:color="C9D1DE" w:sz="4"/>
+              <w:bottom w:val="single" w:color="C9D1DE" w:sz="4"/>
+              <w:right w:val="single" w:color="C9D1DE" w:sz="4"/>
+            </w:tcBorders>
+            <w:tcMar>
+              <w:top w:type="dxa" w:w="70"/>
+              <w:left w:type="dxa" w:w="100"/>
+              <w:bottom w:type="dxa" w:w="70"/>
+              <w:right w:type="dxa" w:w="100"/>
+            </w:tcMar>
+          </w:tcPr>
+          <w:p>
+            <w:pPr>
+              <w:spacing w:after="30"/>
+            </w:pPr>
+            <w:r>
+              <w:rPr>
+                <w:rFonts w:ascii="Calibri" w:cs="Calibri" w:eastAsia="Calibri" w:hAnsi="Calibri"/>
+                <w:b w:val="false"/>
+                <w:bCs w:val="false"/>
+                <w:sz w:val="19"/>
+                <w:szCs w:val="19"/>
+              </w:rPr>
+              <w:t xml:space="preserve">Supabase signal_feedback</w:t>
+            </w:r>
+          </w:p>
+        </w:tc>
+        <w:tc>
+          <w:tcPr>
+            <w:tcW w:type="dxa" w:w="5039"/>
+            <w:tcBorders>
+              <w:top w:val="single" w:color="C9D1DE" w:sz="4"/>
+              <w:left w:val="single" w:color="C9D1DE" w:sz="4"/>
+              <w:bottom w:val="single" w:color="C9D1DE" w:sz="4"/>
+              <w:right w:val="single" w:color="C9D1DE" w:sz="4"/>
+            </w:tcBorders>
+            <w:tcMar>
+              <w:top w:type="dxa" w:w="70"/>
+              <w:left w:type="dxa" w:w="100"/>
+              <w:bottom w:type="dxa" w:w="70"/>
+              <w:right w:type="dxa" w:w="100"/>
+            </w:tcMar>
+          </w:tcPr>
+          <w:p>
+            <w:pPr>
+              <w:spacing w:after="30"/>
+            </w:pPr>
+            <w:r>
+              <w:rPr>
+                <w:rFonts w:ascii="Calibri" w:cs="Calibri" w:eastAsia="Calibri" w:hAnsi="Calibri"/>
+                <w:b w:val="false"/>
+                <w:bCs w:val="false"/>
+                <w:sz w:val="19"/>
+                <w:szCs w:val="19"/>
+              </w:rPr>
+              <w:t xml:space="preserve">Signals Vikram marks not relevant are excluded from future runs for that VC; the ratings give an accuracy figure.</w:t>
             </w:r>
           </w:p>
         </w:tc>
@@ -6239,6 +6499,146 @@
           <w:sz w:val="21"/>
           <w:szCs w:val="21"/>
         </w:rPr>
+        <w:t xml:space="preserve">What changed: </w:t>
+      </w:r>
+      <w:r>
+        <w:rPr>
+          <w:rFonts w:ascii="Calibri" w:cs="Calibri" w:eastAsia="Calibri" w:hAnsi="Calibri"/>
+          <w:sz w:val="21"/>
+          <w:szCs w:val="21"/>
+        </w:rPr>
+        <w:t xml:space="preserve">each VC is compared with the previous run: "New this run", "heating up", "went quiet", new signals, and a score sparkline over recent runs.</w:t>
+      </w:r>
+    </w:p>
+    <w:p>
+      <w:pPr>
+        <w:pStyle w:val="ListParagraph"/>
+        <w:numPr>
+          <w:ilvl w:val="0"/>
+          <w:numId w:val="2"/>
+        </w:numPr>
+        <w:spacing w:after="60" w:before="0"/>
+      </w:pPr>
+      <w:r>
+        <w:rPr>
+          <w:rFonts w:ascii="Calibri" w:cs="Calibri" w:eastAsia="Calibri" w:hAnsi="Calibri"/>
+          <w:b/>
+          <w:bCs/>
+          <w:sz w:val="21"/>
+          <w:szCs w:val="21"/>
+        </w:rPr>
+        <w:t xml:space="preserve">Mark as sent: </w:t>
+      </w:r>
+      <w:r>
+        <w:rPr>
+          <w:rFonts w:ascii="Calibri" w:cs="Calibri" w:eastAsia="Calibri" w:hAnsi="Calibri"/>
+          <w:sz w:val="21"/>
+          <w:szCs w:val="21"/>
+        </w:rPr>
+        <w:t xml:space="preserve">after sending a draft, one click sets status to waiting for reply, last contact to today and adds a line to his contact history. The recommendation switches to Hold, so the next run will not chase that VC for 10 days. These are his columns, changed by his own action, never by a run.</w:t>
+      </w:r>
+    </w:p>
+    <w:p>
+      <w:pPr>
+        <w:pStyle w:val="ListParagraph"/>
+        <w:numPr>
+          <w:ilvl w:val="0"/>
+          <w:numId w:val="2"/>
+        </w:numPr>
+        <w:spacing w:after="60" w:before="0"/>
+      </w:pPr>
+      <w:r>
+        <w:rPr>
+          <w:rFonts w:ascii="Calibri" w:cs="Calibri" w:eastAsia="Calibri" w:hAnsi="Calibri"/>
+          <w:b/>
+          <w:bCs/>
+          <w:sz w:val="21"/>
+          <w:szCs w:val="21"/>
+        </w:rPr>
+        <w:t xml:space="preserve">Feedback loop: </w:t>
+      </w:r>
+      <w:r>
+        <w:rPr>
+          <w:rFonts w:ascii="Calibri" w:cs="Calibri" w:eastAsia="Calibri" w:hAnsi="Calibri"/>
+          <w:sz w:val="21"/>
+          <w:szCs w:val="21"/>
+        </w:rPr>
+        <w:t xml:space="preserve">👍 / 👎 on every signal. 👎 removes that item from future runs for that VC, and the ratings give a live accuracy figure (share of rated signals that were useful).</w:t>
+      </w:r>
+    </w:p>
+    <w:p>
+      <w:pPr>
+        <w:pStyle w:val="ListParagraph"/>
+        <w:numPr>
+          <w:ilvl w:val="0"/>
+          <w:numId w:val="2"/>
+        </w:numPr>
+        <w:spacing w:after="60" w:before="0"/>
+      </w:pPr>
+      <w:r>
+        <w:rPr>
+          <w:rFonts w:ascii="Calibri" w:cs="Calibri" w:eastAsia="Calibri" w:hAnsi="Calibri"/>
+          <w:b/>
+          <w:bCs/>
+          <w:sz w:val="21"/>
+          <w:szCs w:val="21"/>
+        </w:rPr>
+        <w:t xml:space="preserve">Pipeline management: </w:t>
+      </w:r>
+      <w:r>
+        <w:rPr>
+          <w:rFonts w:ascii="Calibri" w:cs="Calibri" w:eastAsia="Calibri" w:hAnsi="Calibri"/>
+          <w:sz w:val="21"/>
+          <w:szCs w:val="21"/>
+        </w:rPr>
+        <w:t xml:space="preserve">add a VC (it is checked within about 20 seconds), import his spreadsheet as CSV (his own headings such as "Partner" and "Fund" are recognised, duplicates skipped), and export to CSV.</w:t>
+      </w:r>
+    </w:p>
+    <w:p>
+      <w:pPr>
+        <w:pStyle w:val="ListParagraph"/>
+        <w:numPr>
+          <w:ilvl w:val="0"/>
+          <w:numId w:val="2"/>
+        </w:numPr>
+        <w:spacing w:after="60" w:before="0"/>
+      </w:pPr>
+      <w:r>
+        <w:rPr>
+          <w:rFonts w:ascii="Calibri" w:cs="Calibri" w:eastAsia="Calibri" w:hAnsi="Calibri"/>
+          <w:b/>
+          <w:bCs/>
+          <w:sz w:val="21"/>
+          <w:szCs w:val="21"/>
+        </w:rPr>
+        <w:t xml:space="preserve">Brief by email: </w:t>
+      </w:r>
+      <w:r>
+        <w:rPr>
+          <w:rFonts w:ascii="Calibri" w:cs="Calibri" w:eastAsia="Calibri" w:hAnsi="Calibri"/>
+          <w:sz w:val="21"/>
+          <w:szCs w:val="21"/>
+        </w:rPr>
+        <w:t xml:space="preserve">after each scheduled run, the same brief is emailed to him from his own Gmail through a small Apps Script, so it is waiting before he starts work.</w:t>
+      </w:r>
+    </w:p>
+    <w:p>
+      <w:pPr>
+        <w:pStyle w:val="ListParagraph"/>
+        <w:numPr>
+          <w:ilvl w:val="0"/>
+          <w:numId w:val="2"/>
+        </w:numPr>
+        <w:spacing w:after="60" w:before="0"/>
+      </w:pPr>
+      <w:r>
+        <w:rPr>
+          <w:rFonts w:ascii="Calibri" w:cs="Calibri" w:eastAsia="Calibri" w:hAnsi="Calibri"/>
+          <w:b/>
+          <w:bCs/>
+          <w:sz w:val="21"/>
+          <w:szCs w:val="21"/>
+        </w:rPr>
         <w:t xml:space="preserve">Run now: </w:t>
       </w:r>
       <w:r>
@@ -6258,7 +6658,7 @@
       <w:r>
         <w:drawing>
           <wp:inline distT="0" distB="0" distL="0" distR="0">
-            <wp:extent cx="6191250" cy="6448425"/>
+            <wp:extent cx="6191250" cy="6019800"/>
             <wp:effectExtent t="0" r="0" b="0" l="0"/>
             <wp:docPr id="2" name="" descr="" title=""/>
             <wp:cNvGraphicFramePr>
@@ -6283,7 +6683,7 @@
                   <pic:spPr bwMode="auto">
                     <a:xfrm>
                       <a:off x="0" y="0"/>
-                      <a:ext cx="6191250" cy="6448425"/>
+                      <a:ext cx="6191250" cy="6019800"/>
                     </a:xfrm>
                     <a:prstGeom prst="rect">
                       <a:avLst/>

--- a/docs/VC_Pipeline_Intelligence_Components_Map.docx
+++ b/docs/VC_Pipeline_Intelligence_Components_Map.docx
@@ -188,7 +188,7 @@
             <w:pPr>
               <w:spacing w:after="30"/>
             </w:pPr>
-            <w:hyperlink w:history="1" r:id="rIdsmuuccfosoynvudcqbzju">
+            <w:hyperlink w:history="1" r:id="rIdna5j8gsnsoypxo-dd0z_d">
               <w:r>
                 <w:rPr>
                   <w:rStyle w:val="Hyperlink"/>
@@ -265,7 +265,7 @@
                 <w:sz w:val="19"/>
                 <w:szCs w:val="19"/>
               </w:rPr>
-              <w:t xml:space="preserve">Key-protected. The access key is shared separately with the examiners.</w:t>
+              <w:t xml:space="preserve">Open: no key needed. Setting DASHBOARD_KEY in Vercel locks it again.</w:t>
             </w:r>
           </w:p>
         </w:tc>
@@ -323,7 +323,7 @@
             <w:pPr>
               <w:spacing w:after="30"/>
             </w:pPr>
-            <w:hyperlink w:history="1" r:id="rIdjlp5uef7r76pew3djj9uw">
+            <w:hyperlink w:history="1" r:id="rIdwpy3_frdfm-qr9diuwfyx">
               <w:r>
                 <w:rPr>
                   <w:rStyle w:val="Hyperlink"/>

--- a/docs/VC_Pipeline_Intelligence_Components_Map.docx
+++ b/docs/VC_Pipeline_Intelligence_Components_Map.docx
@@ -188,7 +188,7 @@
             <w:pPr>
               <w:spacing w:after="30"/>
             </w:pPr>
-            <w:hyperlink w:history="1" r:id="rIdna5j8gsnsoypxo-dd0z_d">
+            <w:hyperlink w:history="1" r:id="rId4i3f7qojah9zidcnfkn7d">
               <w:r>
                 <w:rPr>
                   <w:rStyle w:val="Hyperlink"/>
@@ -323,7 +323,7 @@
             <w:pPr>
               <w:spacing w:after="30"/>
             </w:pPr>
-            <w:hyperlink w:history="1" r:id="rIdwpy3_frdfm-qr9diuwfyx">
+            <w:hyperlink w:history="1" r:id="rId15ixv3hxywlupivtdswvc">
               <w:r>
                 <w:rPr>
                   <w:rStyle w:val="Hyperlink"/>
@@ -4606,7 +4606,7 @@
           <w:sz w:val="21"/>
           <w:szCs w:val="21"/>
         </w:rPr>
-        <w:t xml:space="preserve">Latest run: 11 Oct 2026, 20:16 IST (manual). 50 VCs checked, 278 validated signals from the last 30 days, completed in 3 min 24 s. Vikram's columns: untouched (fingerprints match).</w:t>
+        <w:t xml:space="preserve">Latest run: 12 Oct 2026, 00:28 IST (manual, on Vercel). 50 VCs checked, 265 validated signals from the last 30 days, completed in 3 min 7 s. Vikram's columns: untouched (fingerprints match).</w:t>
       </w:r>
     </w:p>
     <w:tbl>
@@ -5300,7 +5300,7 @@
                 <w:sz w:val="19"/>
                 <w:szCs w:val="19"/>
               </w:rPr>
-              <w:t xml:space="preserve">Santosh Sankar, Dynamo Ventures</w:t>
+              <w:t xml:space="preserve">Shailendra Singh, Peak XV Partners</w:t>
             </w:r>
           </w:p>
         </w:tc>
@@ -5332,7 +5332,7 @@
                 <w:sz w:val="19"/>
                 <w:szCs w:val="19"/>
               </w:rPr>
-              <w:t xml:space="preserve">78</w:t>
+              <w:t xml:space="preserve">75</w:t>
             </w:r>
           </w:p>
         </w:tc>
@@ -5364,7 +5364,7 @@
                 <w:sz w:val="19"/>
                 <w:szCs w:val="19"/>
               </w:rPr>
-              <w:t xml:space="preserve">Reach out now</w:t>
+              <w:t xml:space="preserve">Nudge now</w:t>
             </w:r>
           </w:p>
         </w:tc>
@@ -5396,7 +5396,7 @@
                 <w:sz w:val="19"/>
                 <w:szCs w:val="19"/>
               </w:rPr>
-              <w:t xml:space="preserve">28 Sep and 21 Sep: Dynamo's weekly newsletter on supply chain and logistics ecosystem news and venture deals.</w:t>
+              <w:t xml:space="preserve">11 Oct: Peak XV-backed supply chain platform Zetwerk sets its IPO for 15 Oct. 8 Oct: Peak XV led Plum's Rs 193 crore round.</w:t>
             </w:r>
           </w:p>
         </w:tc>
@@ -5430,7 +5430,7 @@
                 <w:sz w:val="19"/>
                 <w:szCs w:val="19"/>
               </w:rPr>
-              <w:t xml:space="preserve">Mukul Arora, Elevation Capital</w:t>
+              <w:t xml:space="preserve">Joe Lonsdale, 8VC</w:t>
             </w:r>
           </w:p>
         </w:tc>
@@ -5462,7 +5462,7 @@
                 <w:sz w:val="19"/>
                 <w:szCs w:val="19"/>
               </w:rPr>
-              <w:t xml:space="preserve">58</w:t>
+              <w:t xml:space="preserve">62</w:t>
             </w:r>
           </w:p>
         </w:tc>
@@ -5526,7 +5526,7 @@
                 <w:sz w:val="19"/>
                 <w:szCs w:val="19"/>
               </w:rPr>
-              <w:t xml:space="preserve">28 Sep: led Dextr AI's $6.7M seed. 22 Sep: blog on Indian AI agents paired with on-ground fulfilment.</w:t>
+              <w:t xml:space="preserve">9 Oct: Gallatin AI raised $50M to expand its military logistics platform. 1 Oct: Armadin raised $255.5M.</w:t>
             </w:r>
           </w:p>
         </w:tc>
@@ -5560,7 +5560,7 @@
                 <w:sz w:val="19"/>
                 <w:szCs w:val="19"/>
               </w:rPr>
-              <w:t xml:space="preserve">Shailendra Singh, Peak XV Partners</w:t>
+              <w:t xml:space="preserve">Mukul Arora, Elevation Capital</w:t>
             </w:r>
           </w:p>
         </w:tc>
@@ -5592,7 +5592,7 @@
                 <w:sz w:val="19"/>
                 <w:szCs w:val="19"/>
               </w:rPr>
-              <w:t xml:space="preserve">55</w:t>
+              <w:t xml:space="preserve">49</w:t>
             </w:r>
           </w:p>
         </w:tc>
@@ -5656,7 +5656,7 @@
                 <w:sz w:val="19"/>
                 <w:szCs w:val="19"/>
               </w:rPr>
-              <w:t xml:space="preserve">11 Oct: Peak XV-backed B2B manufacturing and supply chain platform Zetwerk launches its IPO on 15 Oct.</w:t>
+              <w:t xml:space="preserve">28 Sep: Dextr AI's $6.7M seed. 23 Sep: Elevation surveyed 30+ startup CTOs on AI in engineering teams.</w:t>
             </w:r>
           </w:p>
         </w:tc>
@@ -5690,7 +5690,7 @@
                 <w:sz w:val="19"/>
                 <w:szCs w:val="19"/>
               </w:rPr>
-              <w:t xml:space="preserve">Joe Lonsdale, 8VC</w:t>
+              <w:t xml:space="preserve">Rachel Holt, Construct Capital</w:t>
             </w:r>
           </w:p>
         </w:tc>
@@ -5722,7 +5722,7 @@
                 <w:sz w:val="19"/>
                 <w:szCs w:val="19"/>
               </w:rPr>
-              <w:t xml:space="preserve">52</w:t>
+              <w:t xml:space="preserve">43</w:t>
             </w:r>
           </w:p>
         </w:tc>
@@ -5754,7 +5754,7 @@
                 <w:sz w:val="19"/>
                 <w:szCs w:val="19"/>
               </w:rPr>
-              <w:t xml:space="preserve">Nudge now</w:t>
+              <w:t xml:space="preserve">Reach out now</w:t>
             </w:r>
           </w:p>
         </w:tc>
@@ -5786,7 +5786,7 @@
                 <w:sz w:val="19"/>
                 <w:szCs w:val="19"/>
               </w:rPr>
-              <w:t xml:space="preserve">9 Oct: Gallatin AI raised a $50M Series A for its military logistics platform.</w:t>
+              <w:t xml:space="preserve">8 Oct: Polygrade raised $6.3M. 17 Sep: BackOps raised $42M for AI supply chain automation.</w:t>
             </w:r>
           </w:p>
         </w:tc>
@@ -5820,7 +5820,7 @@
                 <w:sz w:val="19"/>
                 <w:szCs w:val="19"/>
               </w:rPr>
-              <w:t xml:space="preserve">Kunal Bahl, Titan Capital</w:t>
+              <w:t xml:space="preserve">Steve Sarracino, Activant Capital</w:t>
             </w:r>
           </w:p>
         </w:tc>
@@ -5852,7 +5852,7 @@
                 <w:sz w:val="19"/>
                 <w:szCs w:val="19"/>
               </w:rPr>
-              <w:t xml:space="preserve">40</w:t>
+              <w:t xml:space="preserve">43</w:t>
             </w:r>
           </w:p>
         </w:tc>
@@ -5916,7 +5916,7 @@
                 <w:sz w:val="19"/>
                 <w:szCs w:val="19"/>
               </w:rPr>
-              <w:t xml:space="preserve">30 Sep: portfolio company Blitz (quick-commerce fulfilment) raises at a higher valuation.</w:t>
+              <w:t xml:space="preserve">6 Oct: blog on legal AI value capture. 15 Sep: blog on retrofit autonomy kits for construction and mining equipment.</w:t>
             </w:r>
           </w:p>
         </w:tc>
@@ -5950,7 +5950,7 @@
                 <w:sz w:val="19"/>
                 <w:szCs w:val="19"/>
               </w:rPr>
-              <w:t xml:space="preserve">Anand Lunia, India Quotient</w:t>
+              <w:t xml:space="preserve">Kunal Bahl, Titan Capital</w:t>
             </w:r>
           </w:p>
         </w:tc>
@@ -5982,7 +5982,7 @@
                 <w:sz w:val="19"/>
                 <w:szCs w:val="19"/>
               </w:rPr>
-              <w:t xml:space="preserve">40</w:t>
+              <w:t xml:space="preserve">38</w:t>
             </w:r>
           </w:p>
         </w:tc>
@@ -6046,7 +6046,7 @@
                 <w:sz w:val="19"/>
                 <w:szCs w:val="19"/>
               </w:rPr>
-              <w:t xml:space="preserve">30 Sep: portfolio company Blitz (quick-commerce fulfilment) kicks off its pre-Series B.</w:t>
+              <w:t xml:space="preserve">30 Sep: quick-commerce fulfilment startup Blitz starts its pre-Series B at a higher valuation.</w:t>
             </w:r>
           </w:p>
         </w:tc>
@@ -6080,7 +6080,7 @@
                 <w:sz w:val="19"/>
                 <w:szCs w:val="19"/>
               </w:rPr>
-              <w:t xml:space="preserve">Shripati Acharya, Prime Venture Partners</w:t>
+              <w:t xml:space="preserve">Anand Lunia, India Quotient</w:t>
             </w:r>
           </w:p>
         </w:tc>
@@ -6112,7 +6112,7 @@
                 <w:sz w:val="19"/>
                 <w:szCs w:val="19"/>
               </w:rPr>
-              <w:t xml:space="preserve">35</w:t>
+              <w:t xml:space="preserve">36</w:t>
             </w:r>
           </w:p>
         </w:tc>
@@ -6176,7 +6176,7 @@
                 <w:sz w:val="19"/>
                 <w:szCs w:val="19"/>
               </w:rPr>
-              <w:t xml:space="preserve">8 Oct: led Desible.ai's Rs 32 crore seed round (B2B AI for BFSI).</w:t>
+              <w:t xml:space="preserve">30 Sep: portfolio company Blitz (quick-commerce fulfilment) kicks off its pre-Series B.</w:t>
             </w:r>
           </w:p>
         </w:tc>
@@ -6210,7 +6210,7 @@
                 <w:sz w:val="19"/>
                 <w:szCs w:val="19"/>
               </w:rPr>
-              <w:t xml:space="preserve">Steve Sarracino, Activant Capital</w:t>
+              <w:t xml:space="preserve">Shripati Acharya, Prime Venture Partners</w:t>
             </w:r>
           </w:p>
         </w:tc>
@@ -6242,7 +6242,7 @@
                 <w:sz w:val="19"/>
                 <w:szCs w:val="19"/>
               </w:rPr>
-              <w:t xml:space="preserve">33</w:t>
+              <w:t xml:space="preserve">30</w:t>
             </w:r>
           </w:p>
         </w:tc>
@@ -6306,7 +6306,7 @@
                 <w:sz w:val="19"/>
                 <w:szCs w:val="19"/>
               </w:rPr>
-              <w:t xml:space="preserve">1 Oct: portfolio company Settle (B2B payments and inventory) secures a $240M credit facility.</w:t>
+              <w:t xml:space="preserve">8 Oct: Prime invested Rs 32 crore in Desible.ai (B2B AI operating layer).</w:t>
             </w:r>
           </w:p>
         </w:tc>

--- a/docs/VC_Pipeline_Intelligence_Components_Map.docx
+++ b/docs/VC_Pipeline_Intelligence_Components_Map.docx
@@ -188,7 +188,7 @@
             <w:pPr>
               <w:spacing w:after="30"/>
             </w:pPr>
-            <w:hyperlink w:history="1" r:id="rId4i3f7qojah9zidcnfkn7d">
+            <w:hyperlink w:history="1" r:id="rIdl7sj2tnir6q5e3si0hsg8">
               <w:r>
                 <w:rPr>
                   <w:rStyle w:val="Hyperlink"/>
@@ -323,7 +323,7 @@
             <w:pPr>
               <w:spacing w:after="30"/>
             </w:pPr>
-            <w:hyperlink w:history="1" r:id="rId15ixv3hxywlupivtdswvc">
+            <w:hyperlink w:history="1" r:id="rId9tiox6nky9aefxgivygte">
               <w:r>
                 <w:rPr>
                   <w:rStyle w:val="Hyperlink"/>
@@ -4606,7 +4606,7 @@
           <w:sz w:val="21"/>
           <w:szCs w:val="21"/>
         </w:rPr>
-        <w:t xml:space="preserve">Latest run: 12 Oct 2026, 00:28 IST (manual, on Vercel). 50 VCs checked, 265 validated signals from the last 30 days, completed in 3 min 7 s. Vikram's columns: untouched (fingerprints match).</w:t>
+        <w:t xml:space="preserve">Latest run: 12 Oct 2026, 01:35 IST (manual, on Vercel). 50 VCs checked, 237 validated signals from the last 30 days, completed in 3 min 17 s. Vikram's columns: untouched (fingerprints match).</w:t>
       </w:r>
     </w:p>
     <w:tbl>
@@ -5396,7 +5396,7 @@
                 <w:sz w:val="19"/>
                 <w:szCs w:val="19"/>
               </w:rPr>
-              <w:t xml:space="preserve">11 Oct: Peak XV-backed supply chain platform Zetwerk sets its IPO for 15 Oct. 8 Oct: Peak XV led Plum's Rs 193 crore round.</w:t>
+              <w:t xml:space="preserve">11 Oct: Peak XV-backed supply chain platform Zetwerk prepares its IPO. 8 Oct: Peak XV led Plum's Rs 193 crore round.</w:t>
             </w:r>
           </w:p>
         </w:tc>
@@ -5430,7 +5430,7 @@
                 <w:sz w:val="19"/>
                 <w:szCs w:val="19"/>
               </w:rPr>
-              <w:t xml:space="preserve">Joe Lonsdale, 8VC</w:t>
+              <w:t xml:space="preserve">Mukul Arora, Elevation Capital</w:t>
             </w:r>
           </w:p>
         </w:tc>
@@ -5462,7 +5462,7 @@
                 <w:sz w:val="19"/>
                 <w:szCs w:val="19"/>
               </w:rPr>
-              <w:t xml:space="preserve">62</w:t>
+              <w:t xml:space="preserve">53</w:t>
             </w:r>
           </w:p>
         </w:tc>
@@ -5526,7 +5526,7 @@
                 <w:sz w:val="19"/>
                 <w:szCs w:val="19"/>
               </w:rPr>
-              <w:t xml:space="preserve">9 Oct: Gallatin AI raised $50M to expand its military logistics platform. 1 Oct: Armadin raised $255.5M.</w:t>
+              <w:t xml:space="preserve">26 Sep: Dextr AI's $6.7M seed. 22 Sep: Elevation article on pairing AI with on-ground fulfilment in India.</w:t>
             </w:r>
           </w:p>
         </w:tc>
@@ -5560,7 +5560,7 @@
                 <w:sz w:val="19"/>
                 <w:szCs w:val="19"/>
               </w:rPr>
-              <w:t xml:space="preserve">Mukul Arora, Elevation Capital</w:t>
+              <w:t xml:space="preserve">Joe Lonsdale, 8VC</w:t>
             </w:r>
           </w:p>
         </w:tc>
@@ -5592,7 +5592,7 @@
                 <w:sz w:val="19"/>
                 <w:szCs w:val="19"/>
               </w:rPr>
-              <w:t xml:space="preserve">49</w:t>
+              <w:t xml:space="preserve">45</w:t>
             </w:r>
           </w:p>
         </w:tc>
@@ -5656,7 +5656,7 @@
                 <w:sz w:val="19"/>
                 <w:szCs w:val="19"/>
               </w:rPr>
-              <w:t xml:space="preserve">28 Sep: Dextr AI's $6.7M seed. 23 Sep: Elevation surveyed 30+ startup CTOs on AI in engineering teams.</w:t>
+              <w:t xml:space="preserve">9 Oct: Gallatin AI raised a $50M Series A for its military logistics platform.</w:t>
             </w:r>
           </w:p>
         </w:tc>
@@ -5786,7 +5786,7 @@
                 <w:sz w:val="19"/>
                 <w:szCs w:val="19"/>
               </w:rPr>
-              <w:t xml:space="preserve">8 Oct: Polygrade raised $6.3M. 17 Sep: BackOps raised $42M for AI supply chain automation.</w:t>
+              <w:t xml:space="preserve">17 Sep: co-led BackOps' $42M round for AI supply chain automation. 6 Oct: co-led Torch Systems' $11.5M round.</w:t>
             </w:r>
           </w:p>
         </w:tc>
@@ -5820,7 +5820,7 @@
                 <w:sz w:val="19"/>
                 <w:szCs w:val="19"/>
               </w:rPr>
-              <w:t xml:space="preserve">Steve Sarracino, Activant Capital</w:t>
+              <w:t xml:space="preserve">Kunal Bahl, Titan Capital</w:t>
             </w:r>
           </w:p>
         </w:tc>
@@ -5852,7 +5852,7 @@
                 <w:sz w:val="19"/>
                 <w:szCs w:val="19"/>
               </w:rPr>
-              <w:t xml:space="preserve">43</w:t>
+              <w:t xml:space="preserve">38</w:t>
             </w:r>
           </w:p>
         </w:tc>
@@ -5916,7 +5916,7 @@
                 <w:sz w:val="19"/>
                 <w:szCs w:val="19"/>
               </w:rPr>
-              <w:t xml:space="preserve">6 Oct: blog on legal AI value capture. 15 Sep: blog on retrofit autonomy kits for construction and mining equipment.</w:t>
+              <w:t xml:space="preserve">30 Sep: e-commerce fulfilment startup Blitz starts its pre-Series B at a higher valuation.</w:t>
             </w:r>
           </w:p>
         </w:tc>
@@ -5950,7 +5950,7 @@
                 <w:sz w:val="19"/>
                 <w:szCs w:val="19"/>
               </w:rPr>
-              <w:t xml:space="preserve">Kunal Bahl, Titan Capital</w:t>
+              <w:t xml:space="preserve">Steve Sarracino, Activant Capital</w:t>
             </w:r>
           </w:p>
         </w:tc>
@@ -5982,7 +5982,7 @@
                 <w:sz w:val="19"/>
                 <w:szCs w:val="19"/>
               </w:rPr>
-              <w:t xml:space="preserve">38</w:t>
+              <w:t xml:space="preserve">34</w:t>
             </w:r>
           </w:p>
         </w:tc>
@@ -6046,7 +6046,7 @@
                 <w:sz w:val="19"/>
                 <w:szCs w:val="19"/>
               </w:rPr>
-              <w:t xml:space="preserve">30 Sep: quick-commerce fulfilment startup Blitz starts its pre-Series B at a higher valuation.</w:t>
+              <w:t xml:space="preserve">6 Oct: blog on value capture in legal AI. 29 Sep: post on intelligent routing in AI systems.</w:t>
             </w:r>
           </w:p>
         </w:tc>
@@ -6112,7 +6112,7 @@
                 <w:sz w:val="19"/>
                 <w:szCs w:val="19"/>
               </w:rPr>
-              <w:t xml:space="preserve">36</w:t>
+              <w:t xml:space="preserve">34</w:t>
             </w:r>
           </w:p>
         </w:tc>
@@ -6176,7 +6176,7 @@
                 <w:sz w:val="19"/>
                 <w:szCs w:val="19"/>
               </w:rPr>
-              <w:t xml:space="preserve">30 Sep: portfolio company Blitz (quick-commerce fulfilment) kicks off its pre-Series B.</w:t>
+              <w:t xml:space="preserve">30 Sep: portfolio company Blitz (quick-commerce fulfilment) starts its pre-Series B.</w:t>
             </w:r>
           </w:p>
         </w:tc>
@@ -6306,7 +6306,7 @@
                 <w:sz w:val="19"/>
                 <w:szCs w:val="19"/>
               </w:rPr>
-              <w:t xml:space="preserve">8 Oct: Prime invested Rs 32 crore in Desible.ai (B2B AI operating layer).</w:t>
+              <w:t xml:space="preserve">8 Oct: led Desible.ai's Rs 32 crore round (BFSI AI operating layer).</w:t>
             </w:r>
           </w:p>
         </w:tc>
@@ -6725,7 +6725,1218 @@
           <w:sz w:val="30"/>
           <w:szCs w:val="30"/>
         </w:rPr>
-        <w:t xml:space="preserve">8. Assumptions and limitations</w:t>
+        <w:t xml:space="preserve">8. Testing and verification</w:t>
+      </w:r>
+    </w:p>
+    <w:p>
+      <w:pPr>
+        <w:spacing w:after="120" w:before="0"/>
+      </w:pPr>
+      <w:r>
+        <w:rPr>
+          <w:rFonts w:ascii="Calibri" w:cs="Calibri" w:eastAsia="Calibri" w:hAnsi="Calibri"/>
+          <w:sz w:val="21"/>
+          <w:szCs w:val="21"/>
+        </w:rPr>
+        <w:t xml:space="preserve">Two full live runs were made on the production deployment, each followed by an automated end-to-end audit (npm run audit) and a manual review of every email draft. The audit reads the stored run and checks it independently of the pipeline code.</w:t>
+      </w:r>
+    </w:p>
+    <w:tbl>
+      <w:tblPr>
+        <w:tblW w:type="dxa" w:w="9746"/>
+        <w:tblBorders>
+          <w:top w:val="single" w:color="auto" w:sz="4"/>
+          <w:left w:val="single" w:color="auto" w:sz="4"/>
+          <w:bottom w:val="single" w:color="auto" w:sz="4"/>
+          <w:right w:val="single" w:color="auto" w:sz="4"/>
+          <w:insideH w:val="single" w:color="auto" w:sz="4"/>
+          <w:insideV w:val="single" w:color="auto" w:sz="4"/>
+        </w:tblBorders>
+      </w:tblPr>
+      <w:tblGrid>
+        <w:gridCol w:w="4873"/>
+        <w:gridCol w:w="2436"/>
+        <w:gridCol w:w="2437"/>
+      </w:tblGrid>
+      <w:tr>
+        <w:trPr>
+          <w:tblHeader/>
+        </w:trPr>
+        <w:tc>
+          <w:tcPr>
+            <w:tcW w:type="dxa" w:w="4873"/>
+            <w:tcBorders>
+              <w:top w:val="single" w:color="C9D1DE" w:sz="4"/>
+              <w:left w:val="single" w:color="C9D1DE" w:sz="4"/>
+              <w:bottom w:val="single" w:color="C9D1DE" w:sz="4"/>
+              <w:right w:val="single" w:color="C9D1DE" w:sz="4"/>
+            </w:tcBorders>
+            <w:shd w:fill="13294B" w:color="auto" w:val="clear"/>
+            <w:tcMar>
+              <w:top w:type="dxa" w:w="70"/>
+              <w:left w:type="dxa" w:w="100"/>
+              <w:bottom w:type="dxa" w:w="70"/>
+              <w:right w:type="dxa" w:w="100"/>
+            </w:tcMar>
+          </w:tcPr>
+          <w:p>
+            <w:pPr>
+              <w:spacing w:after="30"/>
+            </w:pPr>
+            <w:r>
+              <w:rPr>
+                <w:rFonts w:ascii="Calibri" w:cs="Calibri" w:eastAsia="Calibri" w:hAnsi="Calibri"/>
+                <w:b/>
+                <w:bCs/>
+                <w:color w:val="FFFFFF"/>
+                <w:sz w:val="19"/>
+                <w:szCs w:val="19"/>
+              </w:rPr>
+              <w:t xml:space="preserve">Check</w:t>
+            </w:r>
+          </w:p>
+        </w:tc>
+        <w:tc>
+          <w:tcPr>
+            <w:tcW w:type="dxa" w:w="2436"/>
+            <w:tcBorders>
+              <w:top w:val="single" w:color="C9D1DE" w:sz="4"/>
+              <w:left w:val="single" w:color="C9D1DE" w:sz="4"/>
+              <w:bottom w:val="single" w:color="C9D1DE" w:sz="4"/>
+              <w:right w:val="single" w:color="C9D1DE" w:sz="4"/>
+            </w:tcBorders>
+            <w:shd w:fill="13294B" w:color="auto" w:val="clear"/>
+            <w:tcMar>
+              <w:top w:type="dxa" w:w="70"/>
+              <w:left w:type="dxa" w:w="100"/>
+              <w:bottom w:type="dxa" w:w="70"/>
+              <w:right w:type="dxa" w:w="100"/>
+            </w:tcMar>
+          </w:tcPr>
+          <w:p>
+            <w:pPr>
+              <w:spacing w:after="30"/>
+            </w:pPr>
+            <w:r>
+              <w:rPr>
+                <w:rFonts w:ascii="Calibri" w:cs="Calibri" w:eastAsia="Calibri" w:hAnsi="Calibri"/>
+                <w:b/>
+                <w:bCs/>
+                <w:color w:val="FFFFFF"/>
+                <w:sz w:val="19"/>
+                <w:szCs w:val="19"/>
+              </w:rPr>
+              <w:t xml:space="preserve">Test 1 (run 9)</w:t>
+            </w:r>
+          </w:p>
+        </w:tc>
+        <w:tc>
+          <w:tcPr>
+            <w:tcW w:type="dxa" w:w="2437"/>
+            <w:tcBorders>
+              <w:top w:val="single" w:color="C9D1DE" w:sz="4"/>
+              <w:left w:val="single" w:color="C9D1DE" w:sz="4"/>
+              <w:bottom w:val="single" w:color="C9D1DE" w:sz="4"/>
+              <w:right w:val="single" w:color="C9D1DE" w:sz="4"/>
+            </w:tcBorders>
+            <w:shd w:fill="13294B" w:color="auto" w:val="clear"/>
+            <w:tcMar>
+              <w:top w:type="dxa" w:w="70"/>
+              <w:left w:type="dxa" w:w="100"/>
+              <w:bottom w:type="dxa" w:w="70"/>
+              <w:right w:type="dxa" w:w="100"/>
+            </w:tcMar>
+          </w:tcPr>
+          <w:p>
+            <w:pPr>
+              <w:spacing w:after="30"/>
+            </w:pPr>
+            <w:r>
+              <w:rPr>
+                <w:rFonts w:ascii="Calibri" w:cs="Calibri" w:eastAsia="Calibri" w:hAnsi="Calibri"/>
+                <w:b/>
+                <w:bCs/>
+                <w:color w:val="FFFFFF"/>
+                <w:sz w:val="19"/>
+                <w:szCs w:val="19"/>
+              </w:rPr>
+              <w:t xml:space="preserve">Test 2 (run 10)</w:t>
+            </w:r>
+          </w:p>
+        </w:tc>
+      </w:tr>
+      <w:tr>
+        <w:tc>
+          <w:tcPr>
+            <w:tcW w:type="dxa" w:w="4873"/>
+            <w:tcBorders>
+              <w:top w:val="single" w:color="C9D1DE" w:sz="4"/>
+              <w:left w:val="single" w:color="C9D1DE" w:sz="4"/>
+              <w:bottom w:val="single" w:color="C9D1DE" w:sz="4"/>
+              <w:right w:val="single" w:color="C9D1DE" w:sz="4"/>
+            </w:tcBorders>
+            <w:tcMar>
+              <w:top w:type="dxa" w:w="70"/>
+              <w:left w:type="dxa" w:w="100"/>
+              <w:bottom w:type="dxa" w:w="70"/>
+              <w:right w:type="dxa" w:w="100"/>
+            </w:tcMar>
+          </w:tcPr>
+          <w:p>
+            <w:pPr>
+              <w:spacing w:after="30"/>
+            </w:pPr>
+            <w:r>
+              <w:rPr>
+                <w:rFonts w:ascii="Calibri" w:cs="Calibri" w:eastAsia="Calibri" w:hAnsi="Calibri"/>
+                <w:b w:val="false"/>
+                <w:bCs w:val="false"/>
+                <w:sz w:val="19"/>
+                <w:szCs w:val="19"/>
+              </w:rPr>
+              <w:t xml:space="preserve">All 50 VCs checked, notes fingerprint unchanged</w:t>
+            </w:r>
+          </w:p>
+        </w:tc>
+        <w:tc>
+          <w:tcPr>
+            <w:tcW w:type="dxa" w:w="2436"/>
+            <w:tcBorders>
+              <w:top w:val="single" w:color="C9D1DE" w:sz="4"/>
+              <w:left w:val="single" w:color="C9D1DE" w:sz="4"/>
+              <w:bottom w:val="single" w:color="C9D1DE" w:sz="4"/>
+              <w:right w:val="single" w:color="C9D1DE" w:sz="4"/>
+            </w:tcBorders>
+            <w:tcMar>
+              <w:top w:type="dxa" w:w="70"/>
+              <w:left w:type="dxa" w:w="100"/>
+              <w:bottom w:type="dxa" w:w="70"/>
+              <w:right w:type="dxa" w:w="100"/>
+            </w:tcMar>
+          </w:tcPr>
+          <w:p>
+            <w:pPr>
+              <w:spacing w:after="30"/>
+            </w:pPr>
+            <w:r>
+              <w:rPr>
+                <w:rFonts w:ascii="Calibri" w:cs="Calibri" w:eastAsia="Calibri" w:hAnsi="Calibri"/>
+                <w:b w:val="false"/>
+                <w:bCs w:val="false"/>
+                <w:sz w:val="19"/>
+                <w:szCs w:val="19"/>
+              </w:rPr>
+              <w:t xml:space="preserve">✓ 3 min 19 s, 259 signals</w:t>
+            </w:r>
+          </w:p>
+        </w:tc>
+        <w:tc>
+          <w:tcPr>
+            <w:tcW w:type="dxa" w:w="2437"/>
+            <w:tcBorders>
+              <w:top w:val="single" w:color="C9D1DE" w:sz="4"/>
+              <w:left w:val="single" w:color="C9D1DE" w:sz="4"/>
+              <w:bottom w:val="single" w:color="C9D1DE" w:sz="4"/>
+              <w:right w:val="single" w:color="C9D1DE" w:sz="4"/>
+            </w:tcBorders>
+            <w:tcMar>
+              <w:top w:type="dxa" w:w="70"/>
+              <w:left w:type="dxa" w:w="100"/>
+              <w:bottom w:type="dxa" w:w="70"/>
+              <w:right w:type="dxa" w:w="100"/>
+            </w:tcMar>
+          </w:tcPr>
+          <w:p>
+            <w:pPr>
+              <w:spacing w:after="30"/>
+            </w:pPr>
+            <w:r>
+              <w:rPr>
+                <w:rFonts w:ascii="Calibri" w:cs="Calibri" w:eastAsia="Calibri" w:hAnsi="Calibri"/>
+                <w:b w:val="false"/>
+                <w:bCs w:val="false"/>
+                <w:sz w:val="19"/>
+                <w:szCs w:val="19"/>
+              </w:rPr>
+              <w:t xml:space="preserve">✓ 3 min 17 s, 237 signals</w:t>
+            </w:r>
+          </w:p>
+        </w:tc>
+      </w:tr>
+      <w:tr>
+        <w:tc>
+          <w:tcPr>
+            <w:tcW w:type="dxa" w:w="4873"/>
+            <w:tcBorders>
+              <w:top w:val="single" w:color="C9D1DE" w:sz="4"/>
+              <w:left w:val="single" w:color="C9D1DE" w:sz="4"/>
+              <w:bottom w:val="single" w:color="C9D1DE" w:sz="4"/>
+              <w:right w:val="single" w:color="C9D1DE" w:sz="4"/>
+            </w:tcBorders>
+            <w:tcMar>
+              <w:top w:type="dxa" w:w="70"/>
+              <w:left w:type="dxa" w:w="100"/>
+              <w:bottom w:type="dxa" w:w="70"/>
+              <w:right w:type="dxa" w:w="100"/>
+            </w:tcMar>
+          </w:tcPr>
+          <w:p>
+            <w:pPr>
+              <w:spacing w:after="30"/>
+            </w:pPr>
+            <w:r>
+              <w:rPr>
+                <w:rFonts w:ascii="Calibri" w:cs="Calibri" w:eastAsia="Calibri" w:hAnsi="Calibri"/>
+                <w:b w:val="false"/>
+                <w:bCs w:val="false"/>
+                <w:sz w:val="19"/>
+                <w:szCs w:val="19"/>
+              </w:rPr>
+              <w:t xml:space="preserve">Every signal has a real link and a date within 30 days</w:t>
+            </w:r>
+          </w:p>
+        </w:tc>
+        <w:tc>
+          <w:tcPr>
+            <w:tcW w:type="dxa" w:w="2436"/>
+            <w:tcBorders>
+              <w:top w:val="single" w:color="C9D1DE" w:sz="4"/>
+              <w:left w:val="single" w:color="C9D1DE" w:sz="4"/>
+              <w:bottom w:val="single" w:color="C9D1DE" w:sz="4"/>
+              <w:right w:val="single" w:color="C9D1DE" w:sz="4"/>
+            </w:tcBorders>
+            <w:tcMar>
+              <w:top w:type="dxa" w:w="70"/>
+              <w:left w:type="dxa" w:w="100"/>
+              <w:bottom w:type="dxa" w:w="70"/>
+              <w:right w:type="dxa" w:w="100"/>
+            </w:tcMar>
+          </w:tcPr>
+          <w:p>
+            <w:pPr>
+              <w:spacing w:after="30"/>
+            </w:pPr>
+            <w:r>
+              <w:rPr>
+                <w:rFonts w:ascii="Calibri" w:cs="Calibri" w:eastAsia="Calibri" w:hAnsi="Calibri"/>
+                <w:b w:val="false"/>
+                <w:bCs w:val="false"/>
+                <w:sz w:val="19"/>
+                <w:szCs w:val="19"/>
+              </w:rPr>
+              <w:t xml:space="preserve">✓</w:t>
+            </w:r>
+          </w:p>
+        </w:tc>
+        <w:tc>
+          <w:tcPr>
+            <w:tcW w:type="dxa" w:w="2437"/>
+            <w:tcBorders>
+              <w:top w:val="single" w:color="C9D1DE" w:sz="4"/>
+              <w:left w:val="single" w:color="C9D1DE" w:sz="4"/>
+              <w:bottom w:val="single" w:color="C9D1DE" w:sz="4"/>
+              <w:right w:val="single" w:color="C9D1DE" w:sz="4"/>
+            </w:tcBorders>
+            <w:tcMar>
+              <w:top w:type="dxa" w:w="70"/>
+              <w:left w:type="dxa" w:w="100"/>
+              <w:bottom w:type="dxa" w:w="70"/>
+              <w:right w:type="dxa" w:w="100"/>
+            </w:tcMar>
+          </w:tcPr>
+          <w:p>
+            <w:pPr>
+              <w:spacing w:after="30"/>
+            </w:pPr>
+            <w:r>
+              <w:rPr>
+                <w:rFonts w:ascii="Calibri" w:cs="Calibri" w:eastAsia="Calibri" w:hAnsi="Calibri"/>
+                <w:b w:val="false"/>
+                <w:bCs w:val="false"/>
+                <w:sz w:val="19"/>
+                <w:szCs w:val="19"/>
+              </w:rPr>
+              <w:t xml:space="preserve">✓</w:t>
+            </w:r>
+          </w:p>
+        </w:tc>
+      </w:tr>
+      <w:tr>
+        <w:tc>
+          <w:tcPr>
+            <w:tcW w:type="dxa" w:w="4873"/>
+            <w:tcBorders>
+              <w:top w:val="single" w:color="C9D1DE" w:sz="4"/>
+              <w:left w:val="single" w:color="C9D1DE" w:sz="4"/>
+              <w:bottom w:val="single" w:color="C9D1DE" w:sz="4"/>
+              <w:right w:val="single" w:color="C9D1DE" w:sz="4"/>
+            </w:tcBorders>
+            <w:tcMar>
+              <w:top w:type="dxa" w:w="70"/>
+              <w:left w:type="dxa" w:w="100"/>
+              <w:bottom w:type="dxa" w:w="70"/>
+              <w:right w:type="dxa" w:w="100"/>
+            </w:tcMar>
+          </w:tcPr>
+          <w:p>
+            <w:pPr>
+              <w:spacing w:after="30"/>
+            </w:pPr>
+            <w:r>
+              <w:rPr>
+                <w:rFonts w:ascii="Calibri" w:cs="Calibri" w:eastAsia="Calibri" w:hAnsi="Calibri"/>
+                <w:b w:val="false"/>
+                <w:bCs w:val="false"/>
+                <w:sz w:val="19"/>
+                <w:szCs w:val="19"/>
+              </w:rPr>
+              <w:t xml:space="preserve">No investor-database pages (Tracxn, Crunchbase…)</w:t>
+            </w:r>
+          </w:p>
+        </w:tc>
+        <w:tc>
+          <w:tcPr>
+            <w:tcW w:type="dxa" w:w="2436"/>
+            <w:tcBorders>
+              <w:top w:val="single" w:color="C9D1DE" w:sz="4"/>
+              <w:left w:val="single" w:color="C9D1DE" w:sz="4"/>
+              <w:bottom w:val="single" w:color="C9D1DE" w:sz="4"/>
+              <w:right w:val="single" w:color="C9D1DE" w:sz="4"/>
+            </w:tcBorders>
+            <w:tcMar>
+              <w:top w:type="dxa" w:w="70"/>
+              <w:left w:type="dxa" w:w="100"/>
+              <w:bottom w:type="dxa" w:w="70"/>
+              <w:right w:type="dxa" w:w="100"/>
+            </w:tcMar>
+          </w:tcPr>
+          <w:p>
+            <w:pPr>
+              <w:spacing w:after="30"/>
+            </w:pPr>
+            <w:r>
+              <w:rPr>
+                <w:rFonts w:ascii="Calibri" w:cs="Calibri" w:eastAsia="Calibri" w:hAnsi="Calibri"/>
+                <w:b w:val="false"/>
+                <w:bCs w:val="false"/>
+                <w:sz w:val="19"/>
+                <w:szCs w:val="19"/>
+              </w:rPr>
+              <w:t xml:space="preserve">✓</w:t>
+            </w:r>
+          </w:p>
+        </w:tc>
+        <w:tc>
+          <w:tcPr>
+            <w:tcW w:type="dxa" w:w="2437"/>
+            <w:tcBorders>
+              <w:top w:val="single" w:color="C9D1DE" w:sz="4"/>
+              <w:left w:val="single" w:color="C9D1DE" w:sz="4"/>
+              <w:bottom w:val="single" w:color="C9D1DE" w:sz="4"/>
+              <w:right w:val="single" w:color="C9D1DE" w:sz="4"/>
+            </w:tcBorders>
+            <w:tcMar>
+              <w:top w:type="dxa" w:w="70"/>
+              <w:left w:type="dxa" w:w="100"/>
+              <w:bottom w:type="dxa" w:w="70"/>
+              <w:right w:type="dxa" w:w="100"/>
+            </w:tcMar>
+          </w:tcPr>
+          <w:p>
+            <w:pPr>
+              <w:spacing w:after="30"/>
+            </w:pPr>
+            <w:r>
+              <w:rPr>
+                <w:rFonts w:ascii="Calibri" w:cs="Calibri" w:eastAsia="Calibri" w:hAnsi="Calibri"/>
+                <w:b w:val="false"/>
+                <w:bCs w:val="false"/>
+                <w:sz w:val="19"/>
+                <w:szCs w:val="19"/>
+              </w:rPr>
+              <w:t xml:space="preserve">✓</w:t>
+            </w:r>
+          </w:p>
+        </w:tc>
+      </w:tr>
+      <w:tr>
+        <w:tc>
+          <w:tcPr>
+            <w:tcW w:type="dxa" w:w="4873"/>
+            <w:tcBorders>
+              <w:top w:val="single" w:color="C9D1DE" w:sz="4"/>
+              <w:left w:val="single" w:color="C9D1DE" w:sz="4"/>
+              <w:bottom w:val="single" w:color="C9D1DE" w:sz="4"/>
+              <w:right w:val="single" w:color="C9D1DE" w:sz="4"/>
+            </w:tcBorders>
+            <w:tcMar>
+              <w:top w:type="dxa" w:w="70"/>
+              <w:left w:type="dxa" w:w="100"/>
+              <w:bottom w:type="dxa" w:w="70"/>
+              <w:right w:type="dxa" w:w="100"/>
+            </w:tcMar>
+          </w:tcPr>
+          <w:p>
+            <w:pPr>
+              <w:spacing w:after="30"/>
+            </w:pPr>
+            <w:r>
+              <w:rPr>
+                <w:rFonts w:ascii="Calibri" w:cs="Calibri" w:eastAsia="Calibri" w:hAnsi="Calibri"/>
+                <w:b w:val="false"/>
+                <w:bCs w:val="false"/>
+                <w:sz w:val="19"/>
+                <w:szCs w:val="19"/>
+              </w:rPr>
+              <w:t xml:space="preserve">Score recomputed from stored evidence = stored score (all 50)</w:t>
+            </w:r>
+          </w:p>
+        </w:tc>
+        <w:tc>
+          <w:tcPr>
+            <w:tcW w:type="dxa" w:w="2436"/>
+            <w:tcBorders>
+              <w:top w:val="single" w:color="C9D1DE" w:sz="4"/>
+              <w:left w:val="single" w:color="C9D1DE" w:sz="4"/>
+              <w:bottom w:val="single" w:color="C9D1DE" w:sz="4"/>
+              <w:right w:val="single" w:color="C9D1DE" w:sz="4"/>
+            </w:tcBorders>
+            <w:tcMar>
+              <w:top w:type="dxa" w:w="70"/>
+              <w:left w:type="dxa" w:w="100"/>
+              <w:bottom w:type="dxa" w:w="70"/>
+              <w:right w:type="dxa" w:w="100"/>
+            </w:tcMar>
+          </w:tcPr>
+          <w:p>
+            <w:pPr>
+              <w:spacing w:after="30"/>
+            </w:pPr>
+            <w:r>
+              <w:rPr>
+                <w:rFonts w:ascii="Calibri" w:cs="Calibri" w:eastAsia="Calibri" w:hAnsi="Calibri"/>
+                <w:b w:val="false"/>
+                <w:bCs w:val="false"/>
+                <w:sz w:val="19"/>
+                <w:szCs w:val="19"/>
+              </w:rPr>
+              <w:t xml:space="preserve">✓</w:t>
+            </w:r>
+          </w:p>
+        </w:tc>
+        <w:tc>
+          <w:tcPr>
+            <w:tcW w:type="dxa" w:w="2437"/>
+            <w:tcBorders>
+              <w:top w:val="single" w:color="C9D1DE" w:sz="4"/>
+              <w:left w:val="single" w:color="C9D1DE" w:sz="4"/>
+              <w:bottom w:val="single" w:color="C9D1DE" w:sz="4"/>
+              <w:right w:val="single" w:color="C9D1DE" w:sz="4"/>
+            </w:tcBorders>
+            <w:tcMar>
+              <w:top w:type="dxa" w:w="70"/>
+              <w:left w:type="dxa" w:w="100"/>
+              <w:bottom w:type="dxa" w:w="70"/>
+              <w:right w:type="dxa" w:w="100"/>
+            </w:tcMar>
+          </w:tcPr>
+          <w:p>
+            <w:pPr>
+              <w:spacing w:after="30"/>
+            </w:pPr>
+            <w:r>
+              <w:rPr>
+                <w:rFonts w:ascii="Calibri" w:cs="Calibri" w:eastAsia="Calibri" w:hAnsi="Calibri"/>
+                <w:b w:val="false"/>
+                <w:bCs w:val="false"/>
+                <w:sz w:val="19"/>
+                <w:szCs w:val="19"/>
+              </w:rPr>
+              <w:t xml:space="preserve">✓</w:t>
+            </w:r>
+          </w:p>
+        </w:tc>
+      </w:tr>
+      <w:tr>
+        <w:tc>
+          <w:tcPr>
+            <w:tcW w:type="dxa" w:w="4873"/>
+            <w:tcBorders>
+              <w:top w:val="single" w:color="C9D1DE" w:sz="4"/>
+              <w:left w:val="single" w:color="C9D1DE" w:sz="4"/>
+              <w:bottom w:val="single" w:color="C9D1DE" w:sz="4"/>
+              <w:right w:val="single" w:color="C9D1DE" w:sz="4"/>
+            </w:tcBorders>
+            <w:tcMar>
+              <w:top w:type="dxa" w:w="70"/>
+              <w:left w:type="dxa" w:w="100"/>
+              <w:bottom w:type="dxa" w:w="70"/>
+              <w:right w:type="dxa" w:w="100"/>
+            </w:tcMar>
+          </w:tcPr>
+          <w:p>
+            <w:pPr>
+              <w:spacing w:after="30"/>
+            </w:pPr>
+            <w:r>
+              <w:rPr>
+                <w:rFonts w:ascii="Calibri" w:cs="Calibri" w:eastAsia="Calibri" w:hAnsi="Calibri"/>
+                <w:b w:val="false"/>
+                <w:bCs w:val="false"/>
+                <w:sz w:val="19"/>
+                <w:szCs w:val="19"/>
+              </w:rPr>
+              <w:t xml:space="preserve">Action recomputed from the rules = stored action (all 50)</w:t>
+            </w:r>
+          </w:p>
+        </w:tc>
+        <w:tc>
+          <w:tcPr>
+            <w:tcW w:type="dxa" w:w="2436"/>
+            <w:tcBorders>
+              <w:top w:val="single" w:color="C9D1DE" w:sz="4"/>
+              <w:left w:val="single" w:color="C9D1DE" w:sz="4"/>
+              <w:bottom w:val="single" w:color="C9D1DE" w:sz="4"/>
+              <w:right w:val="single" w:color="C9D1DE" w:sz="4"/>
+            </w:tcBorders>
+            <w:tcMar>
+              <w:top w:type="dxa" w:w="70"/>
+              <w:left w:type="dxa" w:w="100"/>
+              <w:bottom w:type="dxa" w:w="70"/>
+              <w:right w:type="dxa" w:w="100"/>
+            </w:tcMar>
+          </w:tcPr>
+          <w:p>
+            <w:pPr>
+              <w:spacing w:after="30"/>
+            </w:pPr>
+            <w:r>
+              <w:rPr>
+                <w:rFonts w:ascii="Calibri" w:cs="Calibri" w:eastAsia="Calibri" w:hAnsi="Calibri"/>
+                <w:b w:val="false"/>
+                <w:bCs w:val="false"/>
+                <w:sz w:val="19"/>
+                <w:szCs w:val="19"/>
+              </w:rPr>
+              <w:t xml:space="preserve">✓</w:t>
+            </w:r>
+          </w:p>
+        </w:tc>
+        <w:tc>
+          <w:tcPr>
+            <w:tcW w:type="dxa" w:w="2437"/>
+            <w:tcBorders>
+              <w:top w:val="single" w:color="C9D1DE" w:sz="4"/>
+              <w:left w:val="single" w:color="C9D1DE" w:sz="4"/>
+              <w:bottom w:val="single" w:color="C9D1DE" w:sz="4"/>
+              <w:right w:val="single" w:color="C9D1DE" w:sz="4"/>
+            </w:tcBorders>
+            <w:tcMar>
+              <w:top w:type="dxa" w:w="70"/>
+              <w:left w:type="dxa" w:w="100"/>
+              <w:bottom w:type="dxa" w:w="70"/>
+              <w:right w:type="dxa" w:w="100"/>
+            </w:tcMar>
+          </w:tcPr>
+          <w:p>
+            <w:pPr>
+              <w:spacing w:after="30"/>
+            </w:pPr>
+            <w:r>
+              <w:rPr>
+                <w:rFonts w:ascii="Calibri" w:cs="Calibri" w:eastAsia="Calibri" w:hAnsi="Calibri"/>
+                <w:b w:val="false"/>
+                <w:bCs w:val="false"/>
+                <w:sz w:val="19"/>
+                <w:szCs w:val="19"/>
+              </w:rPr>
+              <w:t xml:space="preserve">✓</w:t>
+            </w:r>
+          </w:p>
+        </w:tc>
+      </w:tr>
+      <w:tr>
+        <w:tc>
+          <w:tcPr>
+            <w:tcW w:type="dxa" w:w="4873"/>
+            <w:tcBorders>
+              <w:top w:val="single" w:color="C9D1DE" w:sz="4"/>
+              <w:left w:val="single" w:color="C9D1DE" w:sz="4"/>
+              <w:bottom w:val="single" w:color="C9D1DE" w:sz="4"/>
+              <w:right w:val="single" w:color="C9D1DE" w:sz="4"/>
+            </w:tcBorders>
+            <w:tcMar>
+              <w:top w:type="dxa" w:w="70"/>
+              <w:left w:type="dxa" w:w="100"/>
+              <w:bottom w:type="dxa" w:w="70"/>
+              <w:right w:type="dxa" w:w="100"/>
+            </w:tcMar>
+          </w:tcPr>
+          <w:p>
+            <w:pPr>
+              <w:spacing w:after="30"/>
+            </w:pPr>
+            <w:r>
+              <w:rPr>
+                <w:rFonts w:ascii="Calibri" w:cs="Calibri" w:eastAsia="Calibri" w:hAnsi="Calibri"/>
+                <w:b w:val="false"/>
+                <w:bCs w:val="false"/>
+                <w:sz w:val="19"/>
+                <w:szCs w:val="19"/>
+              </w:rPr>
+              <w:t xml:space="preserve">Signal columns in vcs match the run</w:t>
+            </w:r>
+          </w:p>
+        </w:tc>
+        <w:tc>
+          <w:tcPr>
+            <w:tcW w:type="dxa" w:w="2436"/>
+            <w:tcBorders>
+              <w:top w:val="single" w:color="C9D1DE" w:sz="4"/>
+              <w:left w:val="single" w:color="C9D1DE" w:sz="4"/>
+              <w:bottom w:val="single" w:color="C9D1DE" w:sz="4"/>
+              <w:right w:val="single" w:color="C9D1DE" w:sz="4"/>
+            </w:tcBorders>
+            <w:tcMar>
+              <w:top w:type="dxa" w:w="70"/>
+              <w:left w:type="dxa" w:w="100"/>
+              <w:bottom w:type="dxa" w:w="70"/>
+              <w:right w:type="dxa" w:w="100"/>
+            </w:tcMar>
+          </w:tcPr>
+          <w:p>
+            <w:pPr>
+              <w:spacing w:after="30"/>
+            </w:pPr>
+            <w:r>
+              <w:rPr>
+                <w:rFonts w:ascii="Calibri" w:cs="Calibri" w:eastAsia="Calibri" w:hAnsi="Calibri"/>
+                <w:b w:val="false"/>
+                <w:bCs w:val="false"/>
+                <w:sz w:val="19"/>
+                <w:szCs w:val="19"/>
+              </w:rPr>
+              <w:t xml:space="preserve">✓</w:t>
+            </w:r>
+          </w:p>
+        </w:tc>
+        <w:tc>
+          <w:tcPr>
+            <w:tcW w:type="dxa" w:w="2437"/>
+            <w:tcBorders>
+              <w:top w:val="single" w:color="C9D1DE" w:sz="4"/>
+              <w:left w:val="single" w:color="C9D1DE" w:sz="4"/>
+              <w:bottom w:val="single" w:color="C9D1DE" w:sz="4"/>
+              <w:right w:val="single" w:color="C9D1DE" w:sz="4"/>
+            </w:tcBorders>
+            <w:tcMar>
+              <w:top w:type="dxa" w:w="70"/>
+              <w:left w:type="dxa" w:w="100"/>
+              <w:bottom w:type="dxa" w:w="70"/>
+              <w:right w:type="dxa" w:w="100"/>
+            </w:tcMar>
+          </w:tcPr>
+          <w:p>
+            <w:pPr>
+              <w:spacing w:after="30"/>
+            </w:pPr>
+            <w:r>
+              <w:rPr>
+                <w:rFonts w:ascii="Calibri" w:cs="Calibri" w:eastAsia="Calibri" w:hAnsi="Calibri"/>
+                <w:b w:val="false"/>
+                <w:bCs w:val="false"/>
+                <w:sz w:val="19"/>
+                <w:szCs w:val="19"/>
+              </w:rPr>
+              <w:t xml:space="preserve">✓</w:t>
+            </w:r>
+          </w:p>
+        </w:tc>
+      </w:tr>
+      <w:tr>
+        <w:tc>
+          <w:tcPr>
+            <w:tcW w:type="dxa" w:w="4873"/>
+            <w:tcBorders>
+              <w:top w:val="single" w:color="C9D1DE" w:sz="4"/>
+              <w:left w:val="single" w:color="C9D1DE" w:sz="4"/>
+              <w:bottom w:val="single" w:color="C9D1DE" w:sz="4"/>
+              <w:right w:val="single" w:color="C9D1DE" w:sz="4"/>
+            </w:tcBorders>
+            <w:tcMar>
+              <w:top w:type="dxa" w:w="70"/>
+              <w:left w:type="dxa" w:w="100"/>
+              <w:bottom w:type="dxa" w:w="70"/>
+              <w:right w:type="dxa" w:w="100"/>
+            </w:tcMar>
+          </w:tcPr>
+          <w:p>
+            <w:pPr>
+              <w:spacing w:after="30"/>
+            </w:pPr>
+            <w:r>
+              <w:rPr>
+                <w:rFonts w:ascii="Calibri" w:cs="Calibri" w:eastAsia="Calibri" w:hAnsi="Calibri"/>
+                <w:b w:val="false"/>
+                <w:bCs w:val="false"/>
+                <w:sz w:val="19"/>
+                <w:szCs w:val="19"/>
+              </w:rPr>
+              <w:t xml:space="preserve">A draft exists exactly for Reach out / Nudge VCs</w:t>
+            </w:r>
+          </w:p>
+        </w:tc>
+        <w:tc>
+          <w:tcPr>
+            <w:tcW w:type="dxa" w:w="2436"/>
+            <w:tcBorders>
+              <w:top w:val="single" w:color="C9D1DE" w:sz="4"/>
+              <w:left w:val="single" w:color="C9D1DE" w:sz="4"/>
+              <w:bottom w:val="single" w:color="C9D1DE" w:sz="4"/>
+              <w:right w:val="single" w:color="C9D1DE" w:sz="4"/>
+            </w:tcBorders>
+            <w:tcMar>
+              <w:top w:type="dxa" w:w="70"/>
+              <w:left w:type="dxa" w:w="100"/>
+              <w:bottom w:type="dxa" w:w="70"/>
+              <w:right w:type="dxa" w:w="100"/>
+            </w:tcMar>
+          </w:tcPr>
+          <w:p>
+            <w:pPr>
+              <w:spacing w:after="30"/>
+            </w:pPr>
+            <w:r>
+              <w:rPr>
+                <w:rFonts w:ascii="Calibri" w:cs="Calibri" w:eastAsia="Calibri" w:hAnsi="Calibri"/>
+                <w:b w:val="false"/>
+                <w:bCs w:val="false"/>
+                <w:sz w:val="19"/>
+                <w:szCs w:val="19"/>
+              </w:rPr>
+              <w:t xml:space="preserve">✓</w:t>
+            </w:r>
+          </w:p>
+        </w:tc>
+        <w:tc>
+          <w:tcPr>
+            <w:tcW w:type="dxa" w:w="2437"/>
+            <w:tcBorders>
+              <w:top w:val="single" w:color="C9D1DE" w:sz="4"/>
+              <w:left w:val="single" w:color="C9D1DE" w:sz="4"/>
+              <w:bottom w:val="single" w:color="C9D1DE" w:sz="4"/>
+              <w:right w:val="single" w:color="C9D1DE" w:sz="4"/>
+            </w:tcBorders>
+            <w:tcMar>
+              <w:top w:type="dxa" w:w="70"/>
+              <w:left w:type="dxa" w:w="100"/>
+              <w:bottom w:type="dxa" w:w="70"/>
+              <w:right w:type="dxa" w:w="100"/>
+            </w:tcMar>
+          </w:tcPr>
+          <w:p>
+            <w:pPr>
+              <w:spacing w:after="30"/>
+            </w:pPr>
+            <w:r>
+              <w:rPr>
+                <w:rFonts w:ascii="Calibri" w:cs="Calibri" w:eastAsia="Calibri" w:hAnsi="Calibri"/>
+                <w:b w:val="false"/>
+                <w:bCs w:val="false"/>
+                <w:sz w:val="19"/>
+                <w:szCs w:val="19"/>
+              </w:rPr>
+              <w:t xml:space="preserve">✓</w:t>
+            </w:r>
+          </w:p>
+        </w:tc>
+      </w:tr>
+      <w:tr>
+        <w:tc>
+          <w:tcPr>
+            <w:tcW w:type="dxa" w:w="4873"/>
+            <w:tcBorders>
+              <w:top w:val="single" w:color="C9D1DE" w:sz="4"/>
+              <w:left w:val="single" w:color="C9D1DE" w:sz="4"/>
+              <w:bottom w:val="single" w:color="C9D1DE" w:sz="4"/>
+              <w:right w:val="single" w:color="C9D1DE" w:sz="4"/>
+            </w:tcBorders>
+            <w:tcMar>
+              <w:top w:type="dxa" w:w="70"/>
+              <w:left w:type="dxa" w:w="100"/>
+              <w:bottom w:type="dxa" w:w="70"/>
+              <w:right w:type="dxa" w:w="100"/>
+            </w:tcMar>
+          </w:tcPr>
+          <w:p>
+            <w:pPr>
+              <w:spacing w:after="30"/>
+            </w:pPr>
+            <w:r>
+              <w:rPr>
+                <w:rFonts w:ascii="Calibri" w:cs="Calibri" w:eastAsia="Calibri" w:hAnsi="Calibri"/>
+                <w:b w:val="false"/>
+                <w:bCs w:val="false"/>
+                <w:sz w:val="19"/>
+                <w:szCs w:val="19"/>
+              </w:rPr>
+              <w:t xml:space="preserve">Every draft opens with that VC’s own recent signal</w:t>
+            </w:r>
+          </w:p>
+        </w:tc>
+        <w:tc>
+          <w:tcPr>
+            <w:tcW w:type="dxa" w:w="2436"/>
+            <w:tcBorders>
+              <w:top w:val="single" w:color="C9D1DE" w:sz="4"/>
+              <w:left w:val="single" w:color="C9D1DE" w:sz="4"/>
+              <w:bottom w:val="single" w:color="C9D1DE" w:sz="4"/>
+              <w:right w:val="single" w:color="C9D1DE" w:sz="4"/>
+            </w:tcBorders>
+            <w:tcMar>
+              <w:top w:type="dxa" w:w="70"/>
+              <w:left w:type="dxa" w:w="100"/>
+              <w:bottom w:type="dxa" w:w="70"/>
+              <w:right w:type="dxa" w:w="100"/>
+            </w:tcMar>
+          </w:tcPr>
+          <w:p>
+            <w:pPr>
+              <w:spacing w:after="30"/>
+            </w:pPr>
+            <w:r>
+              <w:rPr>
+                <w:rFonts w:ascii="Calibri" w:cs="Calibri" w:eastAsia="Calibri" w:hAnsi="Calibri"/>
+                <w:b w:val="false"/>
+                <w:bCs w:val="false"/>
+                <w:sz w:val="19"/>
+                <w:szCs w:val="19"/>
+              </w:rPr>
+              <w:t xml:space="preserve">✗ 1 draft (fixed, see below)</w:t>
+            </w:r>
+          </w:p>
+        </w:tc>
+        <w:tc>
+          <w:tcPr>
+            <w:tcW w:type="dxa" w:w="2437"/>
+            <w:tcBorders>
+              <w:top w:val="single" w:color="C9D1DE" w:sz="4"/>
+              <w:left w:val="single" w:color="C9D1DE" w:sz="4"/>
+              <w:bottom w:val="single" w:color="C9D1DE" w:sz="4"/>
+              <w:right w:val="single" w:color="C9D1DE" w:sz="4"/>
+            </w:tcBorders>
+            <w:tcMar>
+              <w:top w:type="dxa" w:w="70"/>
+              <w:left w:type="dxa" w:w="100"/>
+              <w:bottom w:type="dxa" w:w="70"/>
+              <w:right w:type="dxa" w:w="100"/>
+            </w:tcMar>
+          </w:tcPr>
+          <w:p>
+            <w:pPr>
+              <w:spacing w:after="30"/>
+            </w:pPr>
+            <w:r>
+              <w:rPr>
+                <w:rFonts w:ascii="Calibri" w:cs="Calibri" w:eastAsia="Calibri" w:hAnsi="Calibri"/>
+                <w:b w:val="false"/>
+                <w:bCs w:val="false"/>
+                <w:sz w:val="19"/>
+                <w:szCs w:val="19"/>
+              </w:rPr>
+              <w:t xml:space="preserve">✓ 8 of 8</w:t>
+            </w:r>
+          </w:p>
+        </w:tc>
+      </w:tr>
+      <w:tr>
+        <w:tc>
+          <w:tcPr>
+            <w:tcW w:type="dxa" w:w="4873"/>
+            <w:tcBorders>
+              <w:top w:val="single" w:color="C9D1DE" w:sz="4"/>
+              <w:left w:val="single" w:color="C9D1DE" w:sz="4"/>
+              <w:bottom w:val="single" w:color="C9D1DE" w:sz="4"/>
+              <w:right w:val="single" w:color="C9D1DE" w:sz="4"/>
+            </w:tcBorders>
+            <w:tcMar>
+              <w:top w:type="dxa" w:w="70"/>
+              <w:left w:type="dxa" w:w="100"/>
+              <w:bottom w:type="dxa" w:w="70"/>
+              <w:right w:type="dxa" w:w="100"/>
+            </w:tcMar>
+          </w:tcPr>
+          <w:p>
+            <w:pPr>
+              <w:spacing w:after="30"/>
+            </w:pPr>
+            <w:r>
+              <w:rPr>
+                <w:rFonts w:ascii="Calibri" w:cs="Calibri" w:eastAsia="Calibri" w:hAnsi="Calibri"/>
+                <w:b w:val="false"/>
+                <w:bCs w:val="false"/>
+                <w:sz w:val="19"/>
+                <w:szCs w:val="19"/>
+              </w:rPr>
+              <w:t xml:space="preserve">Greeting, sign-off, length, first email vs nudge</w:t>
+            </w:r>
+          </w:p>
+        </w:tc>
+        <w:tc>
+          <w:tcPr>
+            <w:tcW w:type="dxa" w:w="2436"/>
+            <w:tcBorders>
+              <w:top w:val="single" w:color="C9D1DE" w:sz="4"/>
+              <w:left w:val="single" w:color="C9D1DE" w:sz="4"/>
+              <w:bottom w:val="single" w:color="C9D1DE" w:sz="4"/>
+              <w:right w:val="single" w:color="C9D1DE" w:sz="4"/>
+            </w:tcBorders>
+            <w:tcMar>
+              <w:top w:type="dxa" w:w="70"/>
+              <w:left w:type="dxa" w:w="100"/>
+              <w:bottom w:type="dxa" w:w="70"/>
+              <w:right w:type="dxa" w:w="100"/>
+            </w:tcMar>
+          </w:tcPr>
+          <w:p>
+            <w:pPr>
+              <w:spacing w:after="30"/>
+            </w:pPr>
+            <w:r>
+              <w:rPr>
+                <w:rFonts w:ascii="Calibri" w:cs="Calibri" w:eastAsia="Calibri" w:hAnsi="Calibri"/>
+                <w:b w:val="false"/>
+                <w:bCs w:val="false"/>
+                <w:sz w:val="19"/>
+                <w:szCs w:val="19"/>
+              </w:rPr>
+              <w:t xml:space="preserve">✓</w:t>
+            </w:r>
+          </w:p>
+        </w:tc>
+        <w:tc>
+          <w:tcPr>
+            <w:tcW w:type="dxa" w:w="2437"/>
+            <w:tcBorders>
+              <w:top w:val="single" w:color="C9D1DE" w:sz="4"/>
+              <w:left w:val="single" w:color="C9D1DE" w:sz="4"/>
+              <w:bottom w:val="single" w:color="C9D1DE" w:sz="4"/>
+              <w:right w:val="single" w:color="C9D1DE" w:sz="4"/>
+            </w:tcBorders>
+            <w:tcMar>
+              <w:top w:type="dxa" w:w="70"/>
+              <w:left w:type="dxa" w:w="100"/>
+              <w:bottom w:type="dxa" w:w="70"/>
+              <w:right w:type="dxa" w:w="100"/>
+            </w:tcMar>
+          </w:tcPr>
+          <w:p>
+            <w:pPr>
+              <w:spacing w:after="30"/>
+            </w:pPr>
+            <w:r>
+              <w:rPr>
+                <w:rFonts w:ascii="Calibri" w:cs="Calibri" w:eastAsia="Calibri" w:hAnsi="Calibri"/>
+                <w:b w:val="false"/>
+                <w:bCs w:val="false"/>
+                <w:sz w:val="19"/>
+                <w:szCs w:val="19"/>
+              </w:rPr>
+              <w:t xml:space="preserve">✓</w:t>
+            </w:r>
+          </w:p>
+        </w:tc>
+      </w:tr>
+    </w:tbl>
+    <w:p>
+      <w:pPr>
+        <w:spacing w:after="120" w:before="120"/>
+      </w:pPr>
+      <w:r>
+        <w:rPr>
+          <w:rFonts w:ascii="Calibri" w:cs="Calibri" w:eastAsia="Calibri" w:hAnsi="Calibri"/>
+          <w:b/>
+          <w:bCs/>
+          <w:sz w:val="21"/>
+          <w:szCs w:val="21"/>
+        </w:rPr>
+        <w:t xml:space="preserve">Bug found and fixed: </w:t>
+      </w:r>
+      <w:r>
+        <w:rPr>
+          <w:rFonts w:ascii="Calibri" w:cs="Calibri" w:eastAsia="Calibri" w:hAnsi="Calibri"/>
+          <w:sz w:val="21"/>
+          <w:szCs w:val="21"/>
+        </w:rPr>
+        <w:t xml:space="preserve">in Test 1, the Construct Capital draft opened with "your investment in Nauta", an old portfolio company taken from Vikram’s notes rather than a signal from the last 30 days. The prompt now requires the first sentence to name one of the VC’s recent signals; a code check verifies it and regenerates the draft once if not; and drafts now receive the most on-topic signals first. In Test 2 the draft opened with BackOps’ $42M round, which the source confirms Construct co-led.</w:t>
+      </w:r>
+    </w:p>
+    <w:p>
+      <w:pPr>
+        <w:spacing w:after="120" w:before="0"/>
+      </w:pPr>
+      <w:r>
+        <w:rPr>
+          <w:rFonts w:ascii="Calibri" w:cs="Calibri" w:eastAsia="Calibri" w:hAnsi="Calibri"/>
+          <w:b/>
+          <w:bCs/>
+          <w:sz w:val="21"/>
+          <w:szCs w:val="21"/>
+        </w:rPr>
+        <w:t xml:space="preserve">Consistency between runs: </w:t>
+      </w:r>
+      <w:r>
+        <w:rPr>
+          <w:rFonts w:ascii="Calibri" w:cs="Calibri" w:eastAsia="Calibri" w:hAnsi="Calibri"/>
+          <w:sz w:val="21"/>
+          <w:szCs w:val="21"/>
+        </w:rPr>
+        <w:t xml:space="preserve">49 of 50 VCs received the same recommendation in both runs; the median score change was 0. The one change (Activant, 24 → 34) came from a new blog post found in the second run.</w:t>
+      </w:r>
+    </w:p>
+    <w:p>
+      <w:pPr>
+        <w:spacing w:after="120" w:before="0"/>
+      </w:pPr>
+      <w:r>
+        <w:rPr>
+          <w:rFonts w:ascii="Calibri" w:cs="Calibri" w:eastAsia="Calibri" w:hAnsi="Calibri"/>
+          <w:b/>
+          <w:bCs/>
+          <w:sz w:val="21"/>
+          <w:szCs w:val="21"/>
+        </w:rPr>
+        <w:t xml:space="preserve">Draft review: </w:t>
+      </w:r>
+      <w:r>
+        <w:rPr>
+          <w:rFonts w:ascii="Calibri" w:cs="Calibri" w:eastAsia="Calibri" w:hAnsi="Calibri"/>
+          <w:sz w:val="21"/>
+          <w:szCs w:val="21"/>
+        </w:rPr>
+        <w:t xml:space="preserve">all 8 drafts address the right partner, never mention another VC on the list, use the correct type (1 first email, 7 nudges), quote the real date of Vikram’s last contact in each nudge, and use only figures that appear in that VC’s evidence. 20 unit tests cover scoring, actions, validation, change detection and the draft-citation check.</w:t>
+      </w:r>
+    </w:p>
+    <w:p>
+      <w:pPr>
+        <w:spacing w:after="60" w:before="120"/>
+      </w:pPr>
+      <w:r>
+        <w:rPr>
+          <w:rFonts w:ascii="Calibri" w:cs="Calibri" w:eastAsia="Calibri" w:hAnsi="Calibri"/>
+          <w:b/>
+          <w:bCs/>
+          <w:sz w:val="21"/>
+          <w:szCs w:val="21"/>
+        </w:rPr>
+        <w:t xml:space="preserve">Sample draft (Construct Capital, first outreach):</w:t>
+      </w:r>
+    </w:p>
+    <w:p>
+      <w:pPr>
+        <w:pBdr>
+          <w:left w:val="single" w:color="C9D1DE" w:sz="12" w:space="10"/>
+        </w:pBdr>
+        <w:spacing w:after="60"/>
+        <w:ind w:left="400"/>
+      </w:pPr>
+      <w:r>
+        <w:rPr>
+          <w:rFonts w:ascii="Calibri" w:cs="Calibri" w:eastAsia="Calibri" w:hAnsi="Calibri"/>
+          <w:color w:val="33405A"/>
+          <w:sz w:val="19"/>
+          <w:szCs w:val="19"/>
+        </w:rPr>
+        <w:t xml:space="preserve">Hi Rachel,</w:t>
+      </w:r>
+    </w:p>
+    <w:p>
+      <w:pPr>
+        <w:pBdr>
+          <w:left w:val="single" w:color="C9D1DE" w:sz="12" w:space="10"/>
+        </w:pBdr>
+        <w:spacing w:after="60"/>
+        <w:ind w:left="400"/>
+      </w:pPr>
+      <w:r>
+        <w:rPr>
+          <w:rFonts w:ascii="Calibri" w:cs="Calibri" w:eastAsia="Calibri" w:hAnsi="Calibri"/>
+          <w:color w:val="33405A"/>
+          <w:sz w:val="19"/>
+          <w:szCs w:val="19"/>
+        </w:rPr>
+        <w:t xml:space="preserve">Saw that Construct Capital co-led BackOps’ $42M round to scale AI supply chain automation.</w:t>
+      </w:r>
+    </w:p>
+    <w:p>
+      <w:pPr>
+        <w:pBdr>
+          <w:left w:val="single" w:color="C9D1DE" w:sz="12" w:space="10"/>
+        </w:pBdr>
+        <w:spacing w:after="60"/>
+        <w:ind w:left="400"/>
+      </w:pPr>
+      <w:r>
+        <w:rPr>
+          <w:rFonts w:ascii="Calibri" w:cs="Calibri" w:eastAsia="Calibri" w:hAnsi="Calibri"/>
+          <w:color w:val="33405A"/>
+          <w:sz w:val="19"/>
+          <w:szCs w:val="19"/>
+        </w:rPr>
+        <w:t xml:space="preserve">Given your focus on supply chain technology, I thought you might be interested in FreightLoop. We build B2B logistics SaaS for Indian mid-market shippers, providing a single workspace to book carriers, track shipments, and reconcile freight invoices.</w:t>
+      </w:r>
+    </w:p>
+    <w:p>
+      <w:pPr>
+        <w:pBdr>
+          <w:left w:val="single" w:color="C9D1DE" w:sz="12" w:space="10"/>
+        </w:pBdr>
+        <w:spacing w:after="60"/>
+        <w:ind w:left="400"/>
+      </w:pPr>
+      <w:r>
+        <w:rPr>
+          <w:rFonts w:ascii="Calibri" w:cs="Calibri" w:eastAsia="Calibri" w:hAnsi="Calibri"/>
+          <w:color w:val="33405A"/>
+          <w:sz w:val="19"/>
+          <w:szCs w:val="19"/>
+        </w:rPr>
+        <w:t xml:space="preserve">We are currently raising our Seed round and I would love to connect. Are you open to a 20-minute call next week?</w:t>
+      </w:r>
+    </w:p>
+    <w:p>
+      <w:pPr>
+        <w:pBdr>
+          <w:left w:val="single" w:color="C9D1DE" w:sz="12" w:space="10"/>
+        </w:pBdr>
+        <w:spacing w:after="60"/>
+        <w:ind w:left="400"/>
+      </w:pPr>
+      <w:r>
+        <w:rPr>
+          <w:rFonts w:ascii="Calibri" w:cs="Calibri" w:eastAsia="Calibri" w:hAnsi="Calibri"/>
+          <w:color w:val="33405A"/>
+          <w:sz w:val="19"/>
+          <w:szCs w:val="19"/>
+        </w:rPr>
+        <w:t xml:space="preserve">Best, Vikram</w:t>
+      </w:r>
+    </w:p>
+    <w:p>
+      <w:pPr>
+        <w:pStyle w:val="Heading1"/>
+        <w:spacing w:after="120" w:before="280"/>
+      </w:pPr>
+      <w:r>
+        <w:rPr>
+          <w:rFonts w:ascii="Calibri" w:cs="Calibri" w:eastAsia="Calibri" w:hAnsi="Calibri"/>
+          <w:b/>
+          <w:bCs/>
+          <w:color w:val="13294B"/>
+          <w:sz w:val="30"/>
+          <w:szCs w:val="30"/>
+        </w:rPr>
+        <w:t xml:space="preserve">9. Assumptions and limitations</w:t>
       </w:r>
     </w:p>
     <w:p>
